--- a/IMS_SOP_User_Manual.docx
+++ b/IMS_SOP_User_Manual.docx
@@ -126,7 +126,7 @@
           <w:color w:val="1F2A44"/>
           <w:sz w:val="22"/>
         </w:rPr>
-        <w:t>1.0</w:t>
+        <w:t>1.1</w:t>
       </w:r>
     </w:p>
     <w:p>
@@ -174,7 +174,7 @@
       <w:pPr>
         <w:pStyle w:val="Heading1"/>
       </w:pPr>
-      <w:bookmarkStart w:id="0" w:name="_Toc239935658"/>
+      <w:bookmarkStart w:id="0" w:name="_Toc241058876"/>
       <w:r>
         <w:lastRenderedPageBreak/>
         <w:t>Document Control</w:t>
@@ -185,7 +185,7 @@
       <w:pPr>
         <w:pStyle w:val="Heading2"/>
       </w:pPr>
-      <w:bookmarkStart w:id="1" w:name="_Toc239935659"/>
+      <w:bookmarkStart w:id="1" w:name="_Toc241058877"/>
       <w:r>
         <w:t>Version History</w:t>
       </w:r>
@@ -330,13 +330,118 @@
           </w:p>
         </w:tc>
       </w:tr>
+      <w:tr>
+        <w:trPr>
+          <w:jc w:val="center"/>
+        </w:trPr>
+        <w:tc>
+          <w:tcPr>
+            <w:tcW w:w="1152" w:type="dxa"/>
+          </w:tcPr>
+          <w:p>
+            <w:r>
+              <w:rPr>
+                <w:sz w:val="19"/>
+              </w:rPr>
+              <w:t>1.1</w:t>
+            </w:r>
+          </w:p>
+        </w:tc>
+        <w:tc>
+          <w:tcPr>
+            <w:tcW w:w="1440" w:type="dxa"/>
+          </w:tcPr>
+          <w:p>
+            <w:r>
+              <w:rPr>
+                <w:sz w:val="19"/>
+              </w:rPr>
+              <w:t>2026-09-22</w:t>
+            </w:r>
+          </w:p>
+        </w:tc>
+        <w:tc>
+          <w:tcPr>
+            <w:tcW w:w="2880" w:type="dxa"/>
+          </w:tcPr>
+          <w:p>
+            <w:r>
+              <w:rPr>
+                <w:sz w:val="19"/>
+              </w:rPr>
+              <w:t>Agile Tech Solutions — Implementation Team</w:t>
+            </w:r>
+          </w:p>
+        </w:tc>
+        <w:tc>
+          <w:tcPr>
+            <w:tcW w:w="3600" w:type="dxa"/>
+          </w:tcPr>
+          <w:p>
+            <w:r>
+              <w:rPr>
+                <w:sz w:val="19"/>
+              </w:rPr>
+              <w:t>Updated to match the codebase as of 2026-09-21: the Vendor module and Asset Category were removed; Roles &amp; Permissions are now configured separately per Centre; Global Search adds an Access Accounts result group; and a new Asset unassignment alert notification was added.</w:t>
+            </w:r>
+          </w:p>
+        </w:tc>
+      </w:tr>
+      <w:tr>
+        <w:trPr>
+          <w:jc w:val="center"/>
+        </w:trPr>
+        <w:tc>
+          <w:tcPr>
+            <w:tcW w:w="1152" w:type="dxa"/>
+          </w:tcPr>
+          <w:p>
+            <w:r>
+              <w:t>1.2</w:t>
+            </w:r>
+          </w:p>
+        </w:tc>
+        <w:tc>
+          <w:tcPr>
+            <w:tcW w:w="1440" w:type="dxa"/>
+          </w:tcPr>
+          <w:p>
+            <w:r>
+              <w:t>2026-09-23</w:t>
+            </w:r>
+          </w:p>
+        </w:tc>
+        <w:tc>
+          <w:tcPr>
+            <w:tcW w:w="2880" w:type="dxa"/>
+          </w:tcPr>
+          <w:p>
+            <w:r>
+              <w:t>Agile Tech Solutions — Implementation Team</w:t>
+            </w:r>
+          </w:p>
+        </w:tc>
+        <w:tc>
+          <w:tcPr>
+            <w:tcW w:w="3600" w:type="dxa"/>
+          </w:tcPr>
+          <w:p>
+            <w:r>
+              <w:t>Updated Section 9 (Asset Assignment &amp; Status) and Section 15 (Validations) to match the current codebase and UI, with new screenshots: the Assign Asset workflow now documents multi-select assignment/unassignment from the User directory (Section 9.2), the per-user Asset History tab is documented in full (Section 9.3), and a new Client-Side Form Validation reference (Section 15.1) documents the shared real-time Name/Email/Phone validation (validation.js) and the letters-only Name Picker used across Department</w:t>
+            </w:r>
+            <w:r>
+              <w:t>, Sub Department, Brand and other forms.</w:t>
+            </w:r>
+          </w:p>
+        </w:tc>
+      </w:tr>
     </w:tbl>
     <w:p/>
     <w:p>
       <w:pPr>
         <w:pStyle w:val="Heading2"/>
       </w:pPr>
-      <w:bookmarkStart w:id="2" w:name="_Toc239935660"/>
+      <w:bookmarkStart w:id="2" w:name="_Toc241058878"/>
       <w:r>
         <w:t>Purpose of this Document</w:t>
       </w:r>
@@ -351,7 +456,7 @@
       <w:pPr>
         <w:pStyle w:val="Heading2"/>
       </w:pPr>
-      <w:bookmarkStart w:id="3" w:name="_Toc239935661"/>
+      <w:bookmarkStart w:id="3" w:name="_Toc241058879"/>
       <w:r>
         <w:t>Audience</w:t>
       </w:r>
@@ -398,7 +503,7 @@
       <w:pPr>
         <w:pStyle w:val="Heading1"/>
       </w:pPr>
-      <w:bookmarkStart w:id="4" w:name="_Toc239935662"/>
+      <w:bookmarkStart w:id="4" w:name="_Toc241058880"/>
       <w:r>
         <w:lastRenderedPageBreak/>
         <w:t>Table of Contents</w:t>
@@ -431,7 +536,7 @@
       <w:r>
         <w:fldChar w:fldCharType="separate"/>
       </w:r>
-      <w:hyperlink w:anchor="_Toc239935658" w:history="1">
+      <w:hyperlink w:anchor="_Toc241058876" w:history="1">
         <w:r>
           <w:rPr>
             <w:rStyle w:val="Hyperlink"/>
@@ -458,7 +563,7 @@
             <w:noProof/>
             <w:webHidden/>
           </w:rPr>
-          <w:instrText xml:space="preserve"> PAGEREF _Toc239935658 \h </w:instrText>
+          <w:instrText xml:space="preserve"> PAGEREF _Toc241058876 \h </w:instrText>
         </w:r>
         <w:r>
           <w:rPr>
@@ -506,7 +611,7 @@
           <w14:ligatures w14:val="standardContextual"/>
         </w:rPr>
       </w:pPr>
-      <w:hyperlink w:anchor="_Toc239935659" w:history="1">
+      <w:hyperlink w:anchor="_Toc241058877" w:history="1">
         <w:r>
           <w:rPr>
             <w:rStyle w:val="Hyperlink"/>
@@ -533,7 +638,7 @@
             <w:noProof/>
             <w:webHidden/>
           </w:rPr>
-          <w:instrText xml:space="preserve"> PAGEREF _Toc239935659 \h </w:instrText>
+          <w:instrText xml:space="preserve"> PAGEREF _Toc241058877 \h </w:instrText>
         </w:r>
         <w:r>
           <w:rPr>
@@ -581,7 +686,7 @@
           <w14:ligatures w14:val="standardContextual"/>
         </w:rPr>
       </w:pPr>
-      <w:hyperlink w:anchor="_Toc239935660" w:history="1">
+      <w:hyperlink w:anchor="_Toc241058878" w:history="1">
         <w:r>
           <w:rPr>
             <w:rStyle w:val="Hyperlink"/>
@@ -608,7 +713,7 @@
             <w:noProof/>
             <w:webHidden/>
           </w:rPr>
-          <w:instrText xml:space="preserve"> PAGEREF _Toc239935660 \h </w:instrText>
+          <w:instrText xml:space="preserve"> PAGEREF _Toc241058878 \h </w:instrText>
         </w:r>
         <w:r>
           <w:rPr>
@@ -656,7 +761,7 @@
           <w14:ligatures w14:val="standardContextual"/>
         </w:rPr>
       </w:pPr>
-      <w:hyperlink w:anchor="_Toc239935661" w:history="1">
+      <w:hyperlink w:anchor="_Toc241058879" w:history="1">
         <w:r>
           <w:rPr>
             <w:rStyle w:val="Hyperlink"/>
@@ -683,7 +788,7 @@
             <w:noProof/>
             <w:webHidden/>
           </w:rPr>
-          <w:instrText xml:space="preserve"> PAGEREF _Toc239935661 \h </w:instrText>
+          <w:instrText xml:space="preserve"> PAGEREF _Toc241058879 \h </w:instrText>
         </w:r>
         <w:r>
           <w:rPr>
@@ -731,7 +836,7 @@
           <w14:ligatures w14:val="standardContextual"/>
         </w:rPr>
       </w:pPr>
-      <w:hyperlink w:anchor="_Toc239935662" w:history="1">
+      <w:hyperlink w:anchor="_Toc241058880" w:history="1">
         <w:r>
           <w:rPr>
             <w:rStyle w:val="Hyperlink"/>
@@ -758,7 +863,7 @@
             <w:noProof/>
             <w:webHidden/>
           </w:rPr>
-          <w:instrText xml:space="preserve"> PAGEREF _Toc239935662 \h </w:instrText>
+          <w:instrText xml:space="preserve"> PAGEREF _Toc241058880 \h </w:instrText>
         </w:r>
         <w:r>
           <w:rPr>
@@ -806,7 +911,7 @@
           <w14:ligatures w14:val="standardContextual"/>
         </w:rPr>
       </w:pPr>
-      <w:hyperlink w:anchor="_Toc239935663" w:history="1">
+      <w:hyperlink w:anchor="_Toc241058881" w:history="1">
         <w:r>
           <w:rPr>
             <w:rStyle w:val="Hyperlink"/>
@@ -833,7 +938,7 @@
             <w:noProof/>
             <w:webHidden/>
           </w:rPr>
-          <w:instrText xml:space="preserve"> PAGEREF _Toc239935663 \h </w:instrText>
+          <w:instrText xml:space="preserve"> PAGEREF _Toc241058881 \h </w:instrText>
         </w:r>
         <w:r>
           <w:rPr>
@@ -881,7 +986,7 @@
           <w14:ligatures w14:val="standardContextual"/>
         </w:rPr>
       </w:pPr>
-      <w:hyperlink w:anchor="_Toc239935664" w:history="1">
+      <w:hyperlink w:anchor="_Toc241058882" w:history="1">
         <w:r>
           <w:rPr>
             <w:rStyle w:val="Hyperlink"/>
@@ -908,7 +1013,7 @@
             <w:noProof/>
             <w:webHidden/>
           </w:rPr>
-          <w:instrText xml:space="preserve"> PAGEREF _Toc239935664 \h </w:instrText>
+          <w:instrText xml:space="preserve"> PAGEREF _Toc241058882 \h </w:instrText>
         </w:r>
         <w:r>
           <w:rPr>
@@ -956,7 +1061,7 @@
           <w14:ligatures w14:val="standardContextual"/>
         </w:rPr>
       </w:pPr>
-      <w:hyperlink w:anchor="_Toc239935665" w:history="1">
+      <w:hyperlink w:anchor="_Toc241058883" w:history="1">
         <w:r>
           <w:rPr>
             <w:rStyle w:val="Hyperlink"/>
@@ -983,7 +1088,7 @@
             <w:noProof/>
             <w:webHidden/>
           </w:rPr>
-          <w:instrText xml:space="preserve"> PAGEREF _Toc239935665 \h </w:instrText>
+          <w:instrText xml:space="preserve"> PAGEREF _Toc241058883 \h </w:instrText>
         </w:r>
         <w:r>
           <w:rPr>
@@ -1031,7 +1136,7 @@
           <w14:ligatures w14:val="standardContextual"/>
         </w:rPr>
       </w:pPr>
-      <w:hyperlink w:anchor="_Toc239935666" w:history="1">
+      <w:hyperlink w:anchor="_Toc241058884" w:history="1">
         <w:r>
           <w:rPr>
             <w:rStyle w:val="Hyperlink"/>
@@ -1058,7 +1163,7 @@
             <w:noProof/>
             <w:webHidden/>
           </w:rPr>
-          <w:instrText xml:space="preserve"> PAGEREF _Toc239935666 \h </w:instrText>
+          <w:instrText xml:space="preserve"> PAGEREF _Toc241058884 \h </w:instrText>
         </w:r>
         <w:r>
           <w:rPr>
@@ -1106,7 +1211,7 @@
           <w14:ligatures w14:val="standardContextual"/>
         </w:rPr>
       </w:pPr>
-      <w:hyperlink w:anchor="_Toc239935667" w:history="1">
+      <w:hyperlink w:anchor="_Toc241058885" w:history="1">
         <w:r>
           <w:rPr>
             <w:rStyle w:val="Hyperlink"/>
@@ -1133,7 +1238,7 @@
             <w:noProof/>
             <w:webHidden/>
           </w:rPr>
-          <w:instrText xml:space="preserve"> PAGEREF _Toc239935667 \h </w:instrText>
+          <w:instrText xml:space="preserve"> PAGEREF _Toc241058885 \h </w:instrText>
         </w:r>
         <w:r>
           <w:rPr>
@@ -1181,7 +1286,7 @@
           <w14:ligatures w14:val="standardContextual"/>
         </w:rPr>
       </w:pPr>
-      <w:hyperlink w:anchor="_Toc239935668" w:history="1">
+      <w:hyperlink w:anchor="_Toc241058886" w:history="1">
         <w:r>
           <w:rPr>
             <w:rStyle w:val="Hyperlink"/>
@@ -1208,7 +1313,7 @@
             <w:noProof/>
             <w:webHidden/>
           </w:rPr>
-          <w:instrText xml:space="preserve"> PAGEREF _Toc239935668 \h </w:instrText>
+          <w:instrText xml:space="preserve"> PAGEREF _Toc241058886 \h </w:instrText>
         </w:r>
         <w:r>
           <w:rPr>
@@ -1256,7 +1361,7 @@
           <w14:ligatures w14:val="standardContextual"/>
         </w:rPr>
       </w:pPr>
-      <w:hyperlink w:anchor="_Toc239935669" w:history="1">
+      <w:hyperlink w:anchor="_Toc241058887" w:history="1">
         <w:r>
           <w:rPr>
             <w:rStyle w:val="Hyperlink"/>
@@ -1283,7 +1388,7 @@
             <w:noProof/>
             <w:webHidden/>
           </w:rPr>
-          <w:instrText xml:space="preserve"> PAGEREF _Toc239935669 \h </w:instrText>
+          <w:instrText xml:space="preserve"> PAGEREF _Toc241058887 \h </w:instrText>
         </w:r>
         <w:r>
           <w:rPr>
@@ -1331,7 +1436,7 @@
           <w14:ligatures w14:val="standardContextual"/>
         </w:rPr>
       </w:pPr>
-      <w:hyperlink w:anchor="_Toc239935670" w:history="1">
+      <w:hyperlink w:anchor="_Toc241058888" w:history="1">
         <w:r>
           <w:rPr>
             <w:rStyle w:val="Hyperlink"/>
@@ -1358,7 +1463,7 @@
             <w:noProof/>
             <w:webHidden/>
           </w:rPr>
-          <w:instrText xml:space="preserve"> PAGEREF _Toc239935670 \h </w:instrText>
+          <w:instrText xml:space="preserve"> PAGEREF _Toc241058888 \h </w:instrText>
         </w:r>
         <w:r>
           <w:rPr>
@@ -1406,7 +1511,7 @@
           <w14:ligatures w14:val="standardContextual"/>
         </w:rPr>
       </w:pPr>
-      <w:hyperlink w:anchor="_Toc239935671" w:history="1">
+      <w:hyperlink w:anchor="_Toc241058889" w:history="1">
         <w:r>
           <w:rPr>
             <w:rStyle w:val="Hyperlink"/>
@@ -1433,7 +1538,7 @@
             <w:noProof/>
             <w:webHidden/>
           </w:rPr>
-          <w:instrText xml:space="preserve"> PAGEREF _Toc239935671 \h </w:instrText>
+          <w:instrText xml:space="preserve"> PAGEREF _Toc241058889 \h </w:instrText>
         </w:r>
         <w:r>
           <w:rPr>
@@ -1481,7 +1586,7 @@
           <w14:ligatures w14:val="standardContextual"/>
         </w:rPr>
       </w:pPr>
-      <w:hyperlink w:anchor="_Toc239935672" w:history="1">
+      <w:hyperlink w:anchor="_Toc241058890" w:history="1">
         <w:r>
           <w:rPr>
             <w:rStyle w:val="Hyperlink"/>
@@ -1508,7 +1613,7 @@
             <w:noProof/>
             <w:webHidden/>
           </w:rPr>
-          <w:instrText xml:space="preserve"> PAGEREF _Toc239935672 \h </w:instrText>
+          <w:instrText xml:space="preserve"> PAGEREF _Toc241058890 \h </w:instrText>
         </w:r>
         <w:r>
           <w:rPr>
@@ -1556,7 +1661,7 @@
           <w14:ligatures w14:val="standardContextual"/>
         </w:rPr>
       </w:pPr>
-      <w:hyperlink w:anchor="_Toc239935673" w:history="1">
+      <w:hyperlink w:anchor="_Toc241058891" w:history="1">
         <w:r>
           <w:rPr>
             <w:rStyle w:val="Hyperlink"/>
@@ -1583,7 +1688,7 @@
             <w:noProof/>
             <w:webHidden/>
           </w:rPr>
-          <w:instrText xml:space="preserve"> PAGEREF _Toc239935673 \h </w:instrText>
+          <w:instrText xml:space="preserve"> PAGEREF _Toc241058891 \h </w:instrText>
         </w:r>
         <w:r>
           <w:rPr>
@@ -1631,7 +1736,7 @@
           <w14:ligatures w14:val="standardContextual"/>
         </w:rPr>
       </w:pPr>
-      <w:hyperlink w:anchor="_Toc239935674" w:history="1">
+      <w:hyperlink w:anchor="_Toc241058892" w:history="1">
         <w:r>
           <w:rPr>
             <w:rStyle w:val="Hyperlink"/>
@@ -1658,7 +1763,7 @@
             <w:noProof/>
             <w:webHidden/>
           </w:rPr>
-          <w:instrText xml:space="preserve"> PAGEREF _Toc239935674 \h </w:instrText>
+          <w:instrText xml:space="preserve"> PAGEREF _Toc241058892 \h </w:instrText>
         </w:r>
         <w:r>
           <w:rPr>
@@ -1706,7 +1811,7 @@
           <w14:ligatures w14:val="standardContextual"/>
         </w:rPr>
       </w:pPr>
-      <w:hyperlink w:anchor="_Toc239935675" w:history="1">
+      <w:hyperlink w:anchor="_Toc241058893" w:history="1">
         <w:r>
           <w:rPr>
             <w:rStyle w:val="Hyperlink"/>
@@ -1733,7 +1838,7 @@
             <w:noProof/>
             <w:webHidden/>
           </w:rPr>
-          <w:instrText xml:space="preserve"> PAGEREF _Toc239935675 \h </w:instrText>
+          <w:instrText xml:space="preserve"> PAGEREF _Toc241058893 \h </w:instrText>
         </w:r>
         <w:r>
           <w:rPr>
@@ -1781,7 +1886,7 @@
           <w14:ligatures w14:val="standardContextual"/>
         </w:rPr>
       </w:pPr>
-      <w:hyperlink w:anchor="_Toc239935676" w:history="1">
+      <w:hyperlink w:anchor="_Toc241058894" w:history="1">
         <w:r>
           <w:rPr>
             <w:rStyle w:val="Hyperlink"/>
@@ -1808,7 +1913,7 @@
             <w:noProof/>
             <w:webHidden/>
           </w:rPr>
-          <w:instrText xml:space="preserve"> PAGEREF _Toc239935676 \h </w:instrText>
+          <w:instrText xml:space="preserve"> PAGEREF _Toc241058894 \h </w:instrText>
         </w:r>
         <w:r>
           <w:rPr>
@@ -1856,7 +1961,7 @@
           <w14:ligatures w14:val="standardContextual"/>
         </w:rPr>
       </w:pPr>
-      <w:hyperlink w:anchor="_Toc239935677" w:history="1">
+      <w:hyperlink w:anchor="_Toc241058895" w:history="1">
         <w:r>
           <w:rPr>
             <w:rStyle w:val="Hyperlink"/>
@@ -1883,7 +1988,7 @@
             <w:noProof/>
             <w:webHidden/>
           </w:rPr>
-          <w:instrText xml:space="preserve"> PAGEREF _Toc239935677 \h </w:instrText>
+          <w:instrText xml:space="preserve"> PAGEREF _Toc241058895 \h </w:instrText>
         </w:r>
         <w:r>
           <w:rPr>
@@ -1931,7 +2036,7 @@
           <w14:ligatures w14:val="standardContextual"/>
         </w:rPr>
       </w:pPr>
-      <w:hyperlink w:anchor="_Toc239935678" w:history="1">
+      <w:hyperlink w:anchor="_Toc241058896" w:history="1">
         <w:r>
           <w:rPr>
             <w:rStyle w:val="Hyperlink"/>
@@ -1958,7 +2063,7 @@
             <w:noProof/>
             <w:webHidden/>
           </w:rPr>
-          <w:instrText xml:space="preserve"> PAGEREF _Toc239935678 \h </w:instrText>
+          <w:instrText xml:space="preserve"> PAGEREF _Toc241058896 \h </w:instrText>
         </w:r>
         <w:r>
           <w:rPr>
@@ -2006,7 +2111,7 @@
           <w14:ligatures w14:val="standardContextual"/>
         </w:rPr>
       </w:pPr>
-      <w:hyperlink w:anchor="_Toc239935679" w:history="1">
+      <w:hyperlink w:anchor="_Toc241058897" w:history="1">
         <w:r>
           <w:rPr>
             <w:rStyle w:val="Hyperlink"/>
@@ -2033,7 +2138,7 @@
             <w:noProof/>
             <w:webHidden/>
           </w:rPr>
-          <w:instrText xml:space="preserve"> PAGEREF _Toc239935679 \h </w:instrText>
+          <w:instrText xml:space="preserve"> PAGEREF _Toc241058897 \h </w:instrText>
         </w:r>
         <w:r>
           <w:rPr>
@@ -2081,7 +2186,7 @@
           <w14:ligatures w14:val="standardContextual"/>
         </w:rPr>
       </w:pPr>
-      <w:hyperlink w:anchor="_Toc239935680" w:history="1">
+      <w:hyperlink w:anchor="_Toc241058898" w:history="1">
         <w:r>
           <w:rPr>
             <w:rStyle w:val="Hyperlink"/>
@@ -2108,7 +2213,7 @@
             <w:noProof/>
             <w:webHidden/>
           </w:rPr>
-          <w:instrText xml:space="preserve"> PAGEREF _Toc239935680 \h </w:instrText>
+          <w:instrText xml:space="preserve"> PAGEREF _Toc241058898 \h </w:instrText>
         </w:r>
         <w:r>
           <w:rPr>
@@ -2156,7 +2261,7 @@
           <w14:ligatures w14:val="standardContextual"/>
         </w:rPr>
       </w:pPr>
-      <w:hyperlink w:anchor="_Toc239935681" w:history="1">
+      <w:hyperlink w:anchor="_Toc241058899" w:history="1">
         <w:r>
           <w:rPr>
             <w:rStyle w:val="Hyperlink"/>
@@ -2183,7 +2288,7 @@
             <w:noProof/>
             <w:webHidden/>
           </w:rPr>
-          <w:instrText xml:space="preserve"> PAGEREF _Toc239935681 \h </w:instrText>
+          <w:instrText xml:space="preserve"> PAGEREF _Toc241058899 \h </w:instrText>
         </w:r>
         <w:r>
           <w:rPr>
@@ -2231,7 +2336,7 @@
           <w14:ligatures w14:val="standardContextual"/>
         </w:rPr>
       </w:pPr>
-      <w:hyperlink w:anchor="_Toc239935682" w:history="1">
+      <w:hyperlink w:anchor="_Toc241058900" w:history="1">
         <w:r>
           <w:rPr>
             <w:rStyle w:val="Hyperlink"/>
@@ -2258,7 +2363,7 @@
             <w:noProof/>
             <w:webHidden/>
           </w:rPr>
-          <w:instrText xml:space="preserve"> PAGEREF _Toc239935682 \h </w:instrText>
+          <w:instrText xml:space="preserve"> PAGEREF _Toc241058900 \h </w:instrText>
         </w:r>
         <w:r>
           <w:rPr>
@@ -2306,7 +2411,7 @@
           <w14:ligatures w14:val="standardContextual"/>
         </w:rPr>
       </w:pPr>
-      <w:hyperlink w:anchor="_Toc239935683" w:history="1">
+      <w:hyperlink w:anchor="_Toc241058901" w:history="1">
         <w:r>
           <w:rPr>
             <w:rStyle w:val="Hyperlink"/>
@@ -2333,7 +2438,7 @@
             <w:noProof/>
             <w:webHidden/>
           </w:rPr>
-          <w:instrText xml:space="preserve"> PAGEREF _Toc239935683 \h </w:instrText>
+          <w:instrText xml:space="preserve"> PAGEREF _Toc241058901 \h </w:instrText>
         </w:r>
         <w:r>
           <w:rPr>
@@ -2381,7 +2486,7 @@
           <w14:ligatures w14:val="standardContextual"/>
         </w:rPr>
       </w:pPr>
-      <w:hyperlink w:anchor="_Toc239935684" w:history="1">
+      <w:hyperlink w:anchor="_Toc241058902" w:history="1">
         <w:r>
           <w:rPr>
             <w:rStyle w:val="Hyperlink"/>
@@ -2408,7 +2513,7 @@
             <w:noProof/>
             <w:webHidden/>
           </w:rPr>
-          <w:instrText xml:space="preserve"> PAGEREF _Toc239935684 \h </w:instrText>
+          <w:instrText xml:space="preserve"> PAGEREF _Toc241058902 \h </w:instrText>
         </w:r>
         <w:r>
           <w:rPr>
@@ -2456,7 +2561,7 @@
           <w14:ligatures w14:val="standardContextual"/>
         </w:rPr>
       </w:pPr>
-      <w:hyperlink w:anchor="_Toc239935685" w:history="1">
+      <w:hyperlink w:anchor="_Toc241058903" w:history="1">
         <w:r>
           <w:rPr>
             <w:rStyle w:val="Hyperlink"/>
@@ -2483,7 +2588,7 @@
             <w:noProof/>
             <w:webHidden/>
           </w:rPr>
-          <w:instrText xml:space="preserve"> PAGEREF _Toc239935685 \h </w:instrText>
+          <w:instrText xml:space="preserve"> PAGEREF _Toc241058903 \h </w:instrText>
         </w:r>
         <w:r>
           <w:rPr>
@@ -2531,7 +2636,7 @@
           <w14:ligatures w14:val="standardContextual"/>
         </w:rPr>
       </w:pPr>
-      <w:hyperlink w:anchor="_Toc239935686" w:history="1">
+      <w:hyperlink w:anchor="_Toc241058904" w:history="1">
         <w:r>
           <w:rPr>
             <w:rStyle w:val="Hyperlink"/>
@@ -2558,7 +2663,7 @@
             <w:noProof/>
             <w:webHidden/>
           </w:rPr>
-          <w:instrText xml:space="preserve"> PAGEREF _Toc239935686 \h </w:instrText>
+          <w:instrText xml:space="preserve"> PAGEREF _Toc241058904 \h </w:instrText>
         </w:r>
         <w:r>
           <w:rPr>
@@ -2606,7 +2711,7 @@
           <w14:ligatures w14:val="standardContextual"/>
         </w:rPr>
       </w:pPr>
-      <w:hyperlink w:anchor="_Toc239935687" w:history="1">
+      <w:hyperlink w:anchor="_Toc241058905" w:history="1">
         <w:r>
           <w:rPr>
             <w:rStyle w:val="Hyperlink"/>
@@ -2633,7 +2738,7 @@
             <w:noProof/>
             <w:webHidden/>
           </w:rPr>
-          <w:instrText xml:space="preserve"> PAGEREF _Toc239935687 \h </w:instrText>
+          <w:instrText xml:space="preserve"> PAGEREF _Toc241058905 \h </w:instrText>
         </w:r>
         <w:r>
           <w:rPr>
@@ -2681,7 +2786,7 @@
           <w14:ligatures w14:val="standardContextual"/>
         </w:rPr>
       </w:pPr>
-      <w:hyperlink w:anchor="_Toc239935688" w:history="1">
+      <w:hyperlink w:anchor="_Toc241058906" w:history="1">
         <w:r>
           <w:rPr>
             <w:rStyle w:val="Hyperlink"/>
@@ -2708,7 +2813,7 @@
             <w:noProof/>
             <w:webHidden/>
           </w:rPr>
-          <w:instrText xml:space="preserve"> PAGEREF _Toc239935688 \h </w:instrText>
+          <w:instrText xml:space="preserve"> PAGEREF _Toc241058906 \h </w:instrText>
         </w:r>
         <w:r>
           <w:rPr>
@@ -2756,7 +2861,7 @@
           <w14:ligatures w14:val="standardContextual"/>
         </w:rPr>
       </w:pPr>
-      <w:hyperlink w:anchor="_Toc239935689" w:history="1">
+      <w:hyperlink w:anchor="_Toc241058907" w:history="1">
         <w:r>
           <w:rPr>
             <w:rStyle w:val="Hyperlink"/>
@@ -2783,7 +2888,7 @@
             <w:noProof/>
             <w:webHidden/>
           </w:rPr>
-          <w:instrText xml:space="preserve"> PAGEREF _Toc239935689 \h </w:instrText>
+          <w:instrText xml:space="preserve"> PAGEREF _Toc241058907 \h </w:instrText>
         </w:r>
         <w:r>
           <w:rPr>
@@ -2831,7 +2936,7 @@
           <w14:ligatures w14:val="standardContextual"/>
         </w:rPr>
       </w:pPr>
-      <w:hyperlink w:anchor="_Toc239935690" w:history="1">
+      <w:hyperlink w:anchor="_Toc241058908" w:history="1">
         <w:r>
           <w:rPr>
             <w:rStyle w:val="Hyperlink"/>
@@ -2858,7 +2963,7 @@
             <w:noProof/>
             <w:webHidden/>
           </w:rPr>
-          <w:instrText xml:space="preserve"> PAGEREF _Toc239935690 \h </w:instrText>
+          <w:instrText xml:space="preserve"> PAGEREF _Toc241058908 \h </w:instrText>
         </w:r>
         <w:r>
           <w:rPr>
@@ -2906,7 +3011,7 @@
           <w14:ligatures w14:val="standardContextual"/>
         </w:rPr>
       </w:pPr>
-      <w:hyperlink w:anchor="_Toc239935691" w:history="1">
+      <w:hyperlink w:anchor="_Toc241058909" w:history="1">
         <w:r>
           <w:rPr>
             <w:rStyle w:val="Hyperlink"/>
@@ -2933,7 +3038,7 @@
             <w:noProof/>
             <w:webHidden/>
           </w:rPr>
-          <w:instrText xml:space="preserve"> PAGEREF _Toc239935691 \h </w:instrText>
+          <w:instrText xml:space="preserve"> PAGEREF _Toc241058909 \h </w:instrText>
         </w:r>
         <w:r>
           <w:rPr>
@@ -2981,7 +3086,7 @@
           <w14:ligatures w14:val="standardContextual"/>
         </w:rPr>
       </w:pPr>
-      <w:hyperlink w:anchor="_Toc239935692" w:history="1">
+      <w:hyperlink w:anchor="_Toc241058910" w:history="1">
         <w:r>
           <w:rPr>
             <w:rStyle w:val="Hyperlink"/>
@@ -3008,7 +3113,7 @@
             <w:noProof/>
             <w:webHidden/>
           </w:rPr>
-          <w:instrText xml:space="preserve"> PAGEREF _Toc239935692 \h </w:instrText>
+          <w:instrText xml:space="preserve"> PAGEREF _Toc241058910 \h </w:instrText>
         </w:r>
         <w:r>
           <w:rPr>
@@ -3056,7 +3161,7 @@
           <w14:ligatures w14:val="standardContextual"/>
         </w:rPr>
       </w:pPr>
-      <w:hyperlink w:anchor="_Toc239935693" w:history="1">
+      <w:hyperlink w:anchor="_Toc241058911" w:history="1">
         <w:r>
           <w:rPr>
             <w:rStyle w:val="Hyperlink"/>
@@ -3083,7 +3188,7 @@
             <w:noProof/>
             <w:webHidden/>
           </w:rPr>
-          <w:instrText xml:space="preserve"> PAGEREF _Toc239935693 \h </w:instrText>
+          <w:instrText xml:space="preserve"> PAGEREF _Toc241058911 \h </w:instrText>
         </w:r>
         <w:r>
           <w:rPr>
@@ -3131,7 +3236,7 @@
           <w14:ligatures w14:val="standardContextual"/>
         </w:rPr>
       </w:pPr>
-      <w:hyperlink w:anchor="_Toc239935694" w:history="1">
+      <w:hyperlink w:anchor="_Toc241058912" w:history="1">
         <w:r>
           <w:rPr>
             <w:rStyle w:val="Hyperlink"/>
@@ -3158,7 +3263,7 @@
             <w:noProof/>
             <w:webHidden/>
           </w:rPr>
-          <w:instrText xml:space="preserve"> PAGEREF _Toc239935694 \h </w:instrText>
+          <w:instrText xml:space="preserve"> PAGEREF _Toc241058912 \h </w:instrText>
         </w:r>
         <w:r>
           <w:rPr>
@@ -3206,7 +3311,7 @@
           <w14:ligatures w14:val="standardContextual"/>
         </w:rPr>
       </w:pPr>
-      <w:hyperlink w:anchor="_Toc239935695" w:history="1">
+      <w:hyperlink w:anchor="_Toc241058913" w:history="1">
         <w:r>
           <w:rPr>
             <w:rStyle w:val="Hyperlink"/>
@@ -3233,7 +3338,7 @@
             <w:noProof/>
             <w:webHidden/>
           </w:rPr>
-          <w:instrText xml:space="preserve"> PAGEREF _Toc239935695 \h </w:instrText>
+          <w:instrText xml:space="preserve"> PAGEREF _Toc241058913 \h </w:instrText>
         </w:r>
         <w:r>
           <w:rPr>
@@ -3281,7 +3386,7 @@
           <w14:ligatures w14:val="standardContextual"/>
         </w:rPr>
       </w:pPr>
-      <w:hyperlink w:anchor="_Toc239935696" w:history="1">
+      <w:hyperlink w:anchor="_Toc241058914" w:history="1">
         <w:r>
           <w:rPr>
             <w:rStyle w:val="Hyperlink"/>
@@ -3308,7 +3413,7 @@
             <w:noProof/>
             <w:webHidden/>
           </w:rPr>
-          <w:instrText xml:space="preserve"> PAGEREF _Toc239935696 \h </w:instrText>
+          <w:instrText xml:space="preserve"> PAGEREF _Toc241058914 \h </w:instrText>
         </w:r>
         <w:r>
           <w:rPr>
@@ -3356,7 +3461,7 @@
           <w14:ligatures w14:val="standardContextual"/>
         </w:rPr>
       </w:pPr>
-      <w:hyperlink w:anchor="_Toc239935697" w:history="1">
+      <w:hyperlink w:anchor="_Toc241058915" w:history="1">
         <w:r>
           <w:rPr>
             <w:rStyle w:val="Hyperlink"/>
@@ -3383,7 +3488,7 @@
             <w:noProof/>
             <w:webHidden/>
           </w:rPr>
-          <w:instrText xml:space="preserve"> PAGEREF _Toc239935697 \h </w:instrText>
+          <w:instrText xml:space="preserve"> PAGEREF _Toc241058915 \h </w:instrText>
         </w:r>
         <w:r>
           <w:rPr>
@@ -3431,7 +3536,7 @@
           <w14:ligatures w14:val="standardContextual"/>
         </w:rPr>
       </w:pPr>
-      <w:hyperlink w:anchor="_Toc239935698" w:history="1">
+      <w:hyperlink w:anchor="_Toc241058916" w:history="1">
         <w:r>
           <w:rPr>
             <w:rStyle w:val="Hyperlink"/>
@@ -3458,7 +3563,7 @@
             <w:noProof/>
             <w:webHidden/>
           </w:rPr>
-          <w:instrText xml:space="preserve"> PAGEREF _Toc239935698 \h </w:instrText>
+          <w:instrText xml:space="preserve"> PAGEREF _Toc241058916 \h </w:instrText>
         </w:r>
         <w:r>
           <w:rPr>
@@ -3506,7 +3611,7 @@
           <w14:ligatures w14:val="standardContextual"/>
         </w:rPr>
       </w:pPr>
-      <w:hyperlink w:anchor="_Toc239935699" w:history="1">
+      <w:hyperlink w:anchor="_Toc241058917" w:history="1">
         <w:r>
           <w:rPr>
             <w:rStyle w:val="Hyperlink"/>
@@ -3533,7 +3638,7 @@
             <w:noProof/>
             <w:webHidden/>
           </w:rPr>
-          <w:instrText xml:space="preserve"> PAGEREF _Toc239935699 \h </w:instrText>
+          <w:instrText xml:space="preserve"> PAGEREF _Toc241058917 \h </w:instrText>
         </w:r>
         <w:r>
           <w:rPr>
@@ -3581,7 +3686,7 @@
           <w14:ligatures w14:val="standardContextual"/>
         </w:rPr>
       </w:pPr>
-      <w:hyperlink w:anchor="_Toc239935700" w:history="1">
+      <w:hyperlink w:anchor="_Toc241058918" w:history="1">
         <w:r>
           <w:rPr>
             <w:rStyle w:val="Hyperlink"/>
@@ -3608,7 +3713,7 @@
             <w:noProof/>
             <w:webHidden/>
           </w:rPr>
-          <w:instrText xml:space="preserve"> PAGEREF _Toc239935700 \h </w:instrText>
+          <w:instrText xml:space="preserve"> PAGEREF _Toc241058918 \h </w:instrText>
         </w:r>
         <w:r>
           <w:rPr>
@@ -3656,7 +3761,7 @@
           <w14:ligatures w14:val="standardContextual"/>
         </w:rPr>
       </w:pPr>
-      <w:hyperlink w:anchor="_Toc239935701" w:history="1">
+      <w:hyperlink w:anchor="_Toc241058919" w:history="1">
         <w:r>
           <w:rPr>
             <w:rStyle w:val="Hyperlink"/>
@@ -3683,7 +3788,7 @@
             <w:noProof/>
             <w:webHidden/>
           </w:rPr>
-          <w:instrText xml:space="preserve"> PAGEREF _Toc239935701 \h </w:instrText>
+          <w:instrText xml:space="preserve"> PAGEREF _Toc241058919 \h </w:instrText>
         </w:r>
         <w:r>
           <w:rPr>
@@ -3731,7 +3836,7 @@
           <w14:ligatures w14:val="standardContextual"/>
         </w:rPr>
       </w:pPr>
-      <w:hyperlink w:anchor="_Toc239935702" w:history="1">
+      <w:hyperlink w:anchor="_Toc241058920" w:history="1">
         <w:r>
           <w:rPr>
             <w:rStyle w:val="Hyperlink"/>
@@ -3758,7 +3863,7 @@
             <w:noProof/>
             <w:webHidden/>
           </w:rPr>
-          <w:instrText xml:space="preserve"> PAGEREF _Toc239935702 \h </w:instrText>
+          <w:instrText xml:space="preserve"> PAGEREF _Toc241058920 \h </w:instrText>
         </w:r>
         <w:r>
           <w:rPr>
@@ -3806,7 +3911,7 @@
           <w14:ligatures w14:val="standardContextual"/>
         </w:rPr>
       </w:pPr>
-      <w:hyperlink w:anchor="_Toc239935703" w:history="1">
+      <w:hyperlink w:anchor="_Toc241058921" w:history="1">
         <w:r>
           <w:rPr>
             <w:rStyle w:val="Hyperlink"/>
@@ -3833,7 +3938,7 @@
             <w:noProof/>
             <w:webHidden/>
           </w:rPr>
-          <w:instrText xml:space="preserve"> PAGEREF _Toc239935703 \h </w:instrText>
+          <w:instrText xml:space="preserve"> PAGEREF _Toc241058921 \h </w:instrText>
         </w:r>
         <w:r>
           <w:rPr>
@@ -3881,7 +3986,7 @@
           <w14:ligatures w14:val="standardContextual"/>
         </w:rPr>
       </w:pPr>
-      <w:hyperlink w:anchor="_Toc239935704" w:history="1">
+      <w:hyperlink w:anchor="_Toc241058922" w:history="1">
         <w:r>
           <w:rPr>
             <w:rStyle w:val="Hyperlink"/>
@@ -3908,7 +4013,7 @@
             <w:noProof/>
             <w:webHidden/>
           </w:rPr>
-          <w:instrText xml:space="preserve"> PAGEREF _Toc239935704 \h </w:instrText>
+          <w:instrText xml:space="preserve"> PAGEREF _Toc241058922 \h </w:instrText>
         </w:r>
         <w:r>
           <w:rPr>
@@ -3956,7 +4061,7 @@
           <w14:ligatures w14:val="standardContextual"/>
         </w:rPr>
       </w:pPr>
-      <w:hyperlink w:anchor="_Toc239935705" w:history="1">
+      <w:hyperlink w:anchor="_Toc241058923" w:history="1">
         <w:r>
           <w:rPr>
             <w:rStyle w:val="Hyperlink"/>
@@ -3983,7 +4088,7 @@
             <w:noProof/>
             <w:webHidden/>
           </w:rPr>
-          <w:instrText xml:space="preserve"> PAGEREF _Toc239935705 \h </w:instrText>
+          <w:instrText xml:space="preserve"> PAGEREF _Toc241058923 \h </w:instrText>
         </w:r>
         <w:r>
           <w:rPr>
@@ -4031,7 +4136,7 @@
           <w14:ligatures w14:val="standardContextual"/>
         </w:rPr>
       </w:pPr>
-      <w:hyperlink w:anchor="_Toc239935706" w:history="1">
+      <w:hyperlink w:anchor="_Toc241058924" w:history="1">
         <w:r>
           <w:rPr>
             <w:rStyle w:val="Hyperlink"/>
@@ -4058,7 +4163,7 @@
             <w:noProof/>
             <w:webHidden/>
           </w:rPr>
-          <w:instrText xml:space="preserve"> PAGEREF _Toc239935706 \h </w:instrText>
+          <w:instrText xml:space="preserve"> PAGEREF _Toc241058924 \h </w:instrText>
         </w:r>
         <w:r>
           <w:rPr>
@@ -4106,7 +4211,7 @@
           <w14:ligatures w14:val="standardContextual"/>
         </w:rPr>
       </w:pPr>
-      <w:hyperlink w:anchor="_Toc239935707" w:history="1">
+      <w:hyperlink w:anchor="_Toc241058925" w:history="1">
         <w:r>
           <w:rPr>
             <w:rStyle w:val="Hyperlink"/>
@@ -4133,7 +4238,7 @@
             <w:noProof/>
             <w:webHidden/>
           </w:rPr>
-          <w:instrText xml:space="preserve"> PAGEREF _Toc239935707 \h </w:instrText>
+          <w:instrText xml:space="preserve"> PAGEREF _Toc241058925 \h </w:instrText>
         </w:r>
         <w:r>
           <w:rPr>
@@ -4181,7 +4286,7 @@
           <w14:ligatures w14:val="standardContextual"/>
         </w:rPr>
       </w:pPr>
-      <w:hyperlink w:anchor="_Toc239935708" w:history="1">
+      <w:hyperlink w:anchor="_Toc241058926" w:history="1">
         <w:r>
           <w:rPr>
             <w:rStyle w:val="Hyperlink"/>
@@ -4208,7 +4313,7 @@
             <w:noProof/>
             <w:webHidden/>
           </w:rPr>
-          <w:instrText xml:space="preserve"> PAGEREF _Toc239935708 \h </w:instrText>
+          <w:instrText xml:space="preserve"> PAGEREF _Toc241058926 \h </w:instrText>
         </w:r>
         <w:r>
           <w:rPr>
@@ -4256,7 +4361,7 @@
           <w14:ligatures w14:val="standardContextual"/>
         </w:rPr>
       </w:pPr>
-      <w:hyperlink w:anchor="_Toc239935709" w:history="1">
+      <w:hyperlink w:anchor="_Toc241058927" w:history="1">
         <w:r>
           <w:rPr>
             <w:rStyle w:val="Hyperlink"/>
@@ -4283,7 +4388,7 @@
             <w:noProof/>
             <w:webHidden/>
           </w:rPr>
-          <w:instrText xml:space="preserve"> PAGEREF _Toc239935709 \h </w:instrText>
+          <w:instrText xml:space="preserve"> PAGEREF _Toc241058927 \h </w:instrText>
         </w:r>
         <w:r>
           <w:rPr>
@@ -4331,7 +4436,7 @@
           <w14:ligatures w14:val="standardContextual"/>
         </w:rPr>
       </w:pPr>
-      <w:hyperlink w:anchor="_Toc239935710" w:history="1">
+      <w:hyperlink w:anchor="_Toc241058928" w:history="1">
         <w:r>
           <w:rPr>
             <w:rStyle w:val="Hyperlink"/>
@@ -4358,7 +4463,7 @@
             <w:noProof/>
             <w:webHidden/>
           </w:rPr>
-          <w:instrText xml:space="preserve"> PAGEREF _Toc239935710 \h </w:instrText>
+          <w:instrText xml:space="preserve"> PAGEREF _Toc241058928 \h </w:instrText>
         </w:r>
         <w:r>
           <w:rPr>
@@ -4406,7 +4511,7 @@
           <w14:ligatures w14:val="standardContextual"/>
         </w:rPr>
       </w:pPr>
-      <w:hyperlink w:anchor="_Toc239935711" w:history="1">
+      <w:hyperlink w:anchor="_Toc241058929" w:history="1">
         <w:r>
           <w:rPr>
             <w:rStyle w:val="Hyperlink"/>
@@ -4433,7 +4538,7 @@
             <w:noProof/>
             <w:webHidden/>
           </w:rPr>
-          <w:instrText xml:space="preserve"> PAGEREF _Toc239935711 \h </w:instrText>
+          <w:instrText xml:space="preserve"> PAGEREF _Toc241058929 \h </w:instrText>
         </w:r>
         <w:r>
           <w:rPr>
@@ -4481,7 +4586,7 @@
           <w14:ligatures w14:val="standardContextual"/>
         </w:rPr>
       </w:pPr>
-      <w:hyperlink w:anchor="_Toc239935712" w:history="1">
+      <w:hyperlink w:anchor="_Toc241058930" w:history="1">
         <w:r>
           <w:rPr>
             <w:rStyle w:val="Hyperlink"/>
@@ -4508,7 +4613,7 @@
             <w:noProof/>
             <w:webHidden/>
           </w:rPr>
-          <w:instrText xml:space="preserve"> PAGEREF _Toc239935712 \h </w:instrText>
+          <w:instrText xml:space="preserve"> PAGEREF _Toc241058930 \h </w:instrText>
         </w:r>
         <w:r>
           <w:rPr>
@@ -4556,7 +4661,7 @@
           <w14:ligatures w14:val="standardContextual"/>
         </w:rPr>
       </w:pPr>
-      <w:hyperlink w:anchor="_Toc239935713" w:history="1">
+      <w:hyperlink w:anchor="_Toc241058931" w:history="1">
         <w:r>
           <w:rPr>
             <w:rStyle w:val="Hyperlink"/>
@@ -4583,7 +4688,7 @@
             <w:noProof/>
             <w:webHidden/>
           </w:rPr>
-          <w:instrText xml:space="preserve"> PAGEREF _Toc239935713 \h </w:instrText>
+          <w:instrText xml:space="preserve"> PAGEREF _Toc241058931 \h </w:instrText>
         </w:r>
         <w:r>
           <w:rPr>
@@ -4631,7 +4736,7 @@
           <w14:ligatures w14:val="standardContextual"/>
         </w:rPr>
       </w:pPr>
-      <w:hyperlink w:anchor="_Toc239935714" w:history="1">
+      <w:hyperlink w:anchor="_Toc241058932" w:history="1">
         <w:r>
           <w:rPr>
             <w:rStyle w:val="Hyperlink"/>
@@ -4658,7 +4763,7 @@
             <w:noProof/>
             <w:webHidden/>
           </w:rPr>
-          <w:instrText xml:space="preserve"> PAGEREF _Toc239935714 \h </w:instrText>
+          <w:instrText xml:space="preserve"> PAGEREF _Toc241058932 \h </w:instrText>
         </w:r>
         <w:r>
           <w:rPr>
@@ -4706,7 +4811,7 @@
           <w14:ligatures w14:val="standardContextual"/>
         </w:rPr>
       </w:pPr>
-      <w:hyperlink w:anchor="_Toc239935715" w:history="1">
+      <w:hyperlink w:anchor="_Toc241058933" w:history="1">
         <w:r>
           <w:rPr>
             <w:rStyle w:val="Hyperlink"/>
@@ -4733,7 +4838,7 @@
             <w:noProof/>
             <w:webHidden/>
           </w:rPr>
-          <w:instrText xml:space="preserve"> PAGEREF _Toc239935715 \h </w:instrText>
+          <w:instrText xml:space="preserve"> PAGEREF _Toc241058933 \h </w:instrText>
         </w:r>
         <w:r>
           <w:rPr>
@@ -4781,7 +4886,7 @@
           <w14:ligatures w14:val="standardContextual"/>
         </w:rPr>
       </w:pPr>
-      <w:hyperlink w:anchor="_Toc239935716" w:history="1">
+      <w:hyperlink w:anchor="_Toc241058934" w:history="1">
         <w:r>
           <w:rPr>
             <w:rStyle w:val="Hyperlink"/>
@@ -4808,7 +4913,7 @@
             <w:noProof/>
             <w:webHidden/>
           </w:rPr>
-          <w:instrText xml:space="preserve"> PAGEREF _Toc239935716 \h </w:instrText>
+          <w:instrText xml:space="preserve"> PAGEREF _Toc241058934 \h </w:instrText>
         </w:r>
         <w:r>
           <w:rPr>
@@ -4856,7 +4961,7 @@
           <w14:ligatures w14:val="standardContextual"/>
         </w:rPr>
       </w:pPr>
-      <w:hyperlink w:anchor="_Toc239935717" w:history="1">
+      <w:hyperlink w:anchor="_Toc241058935" w:history="1">
         <w:r>
           <w:rPr>
             <w:rStyle w:val="Hyperlink"/>
@@ -4883,7 +4988,7 @@
             <w:noProof/>
             <w:webHidden/>
           </w:rPr>
-          <w:instrText xml:space="preserve"> PAGEREF _Toc239935717 \h </w:instrText>
+          <w:instrText xml:space="preserve"> PAGEREF _Toc241058935 \h </w:instrText>
         </w:r>
         <w:r>
           <w:rPr>
@@ -4931,7 +5036,7 @@
           <w14:ligatures w14:val="standardContextual"/>
         </w:rPr>
       </w:pPr>
-      <w:hyperlink w:anchor="_Toc239935718" w:history="1">
+      <w:hyperlink w:anchor="_Toc241058936" w:history="1">
         <w:r>
           <w:rPr>
             <w:rStyle w:val="Hyperlink"/>
@@ -4958,7 +5063,7 @@
             <w:noProof/>
             <w:webHidden/>
           </w:rPr>
-          <w:instrText xml:space="preserve"> PAGEREF _Toc239935718 \h </w:instrText>
+          <w:instrText xml:space="preserve"> PAGEREF _Toc241058936 \h </w:instrText>
         </w:r>
         <w:r>
           <w:rPr>
@@ -5006,7 +5111,7 @@
           <w14:ligatures w14:val="standardContextual"/>
         </w:rPr>
       </w:pPr>
-      <w:hyperlink w:anchor="_Toc239935719" w:history="1">
+      <w:hyperlink w:anchor="_Toc241058937" w:history="1">
         <w:r>
           <w:rPr>
             <w:rStyle w:val="Hyperlink"/>
@@ -5033,7 +5138,7 @@
             <w:noProof/>
             <w:webHidden/>
           </w:rPr>
-          <w:instrText xml:space="preserve"> PAGEREF _Toc239935719 \h </w:instrText>
+          <w:instrText xml:space="preserve"> PAGEREF _Toc241058937 \h </w:instrText>
         </w:r>
         <w:r>
           <w:rPr>
@@ -5081,7 +5186,7 @@
           <w14:ligatures w14:val="standardContextual"/>
         </w:rPr>
       </w:pPr>
-      <w:hyperlink w:anchor="_Toc239935720" w:history="1">
+      <w:hyperlink w:anchor="_Toc241058938" w:history="1">
         <w:r>
           <w:rPr>
             <w:rStyle w:val="Hyperlink"/>
@@ -5108,7 +5213,7 @@
             <w:noProof/>
             <w:webHidden/>
           </w:rPr>
-          <w:instrText xml:space="preserve"> PAGEREF _Toc239935720 \h </w:instrText>
+          <w:instrText xml:space="preserve"> PAGEREF _Toc241058938 \h </w:instrText>
         </w:r>
         <w:r>
           <w:rPr>
@@ -5156,7 +5261,7 @@
           <w14:ligatures w14:val="standardContextual"/>
         </w:rPr>
       </w:pPr>
-      <w:hyperlink w:anchor="_Toc239935721" w:history="1">
+      <w:hyperlink w:anchor="_Toc241058939" w:history="1">
         <w:r>
           <w:rPr>
             <w:rStyle w:val="Hyperlink"/>
@@ -5183,7 +5288,7 @@
             <w:noProof/>
             <w:webHidden/>
           </w:rPr>
-          <w:instrText xml:space="preserve"> PAGEREF _Toc239935721 \h </w:instrText>
+          <w:instrText xml:space="preserve"> PAGEREF _Toc241058939 \h </w:instrText>
         </w:r>
         <w:r>
           <w:rPr>
@@ -5231,7 +5336,7 @@
           <w14:ligatures w14:val="standardContextual"/>
         </w:rPr>
       </w:pPr>
-      <w:hyperlink w:anchor="_Toc239935722" w:history="1">
+      <w:hyperlink w:anchor="_Toc241058940" w:history="1">
         <w:r>
           <w:rPr>
             <w:rStyle w:val="Hyperlink"/>
@@ -5258,7 +5363,7 @@
             <w:noProof/>
             <w:webHidden/>
           </w:rPr>
-          <w:instrText xml:space="preserve"> PAGEREF _Toc239935722 \h </w:instrText>
+          <w:instrText xml:space="preserve"> PAGEREF _Toc241058940 \h </w:instrText>
         </w:r>
         <w:r>
           <w:rPr>
@@ -5306,7 +5411,7 @@
           <w14:ligatures w14:val="standardContextual"/>
         </w:rPr>
       </w:pPr>
-      <w:hyperlink w:anchor="_Toc239935723" w:history="1">
+      <w:hyperlink w:anchor="_Toc241058941" w:history="1">
         <w:r>
           <w:rPr>
             <w:rStyle w:val="Hyperlink"/>
@@ -5333,7 +5438,7 @@
             <w:noProof/>
             <w:webHidden/>
           </w:rPr>
-          <w:instrText xml:space="preserve"> PAGEREF _Toc239935723 \h </w:instrText>
+          <w:instrText xml:space="preserve"> PAGEREF _Toc241058941 \h </w:instrText>
         </w:r>
         <w:r>
           <w:rPr>
@@ -5381,7 +5486,7 @@
           <w14:ligatures w14:val="standardContextual"/>
         </w:rPr>
       </w:pPr>
-      <w:hyperlink w:anchor="_Toc239935724" w:history="1">
+      <w:hyperlink w:anchor="_Toc241058942" w:history="1">
         <w:r>
           <w:rPr>
             <w:rStyle w:val="Hyperlink"/>
@@ -5408,7 +5513,7 @@
             <w:noProof/>
             <w:webHidden/>
           </w:rPr>
-          <w:instrText xml:space="preserve"> PAGEREF _Toc239935724 \h </w:instrText>
+          <w:instrText xml:space="preserve"> PAGEREF _Toc241058942 \h </w:instrText>
         </w:r>
         <w:r>
           <w:rPr>
@@ -5428,7 +5533,7 @@
             <w:noProof/>
             <w:webHidden/>
           </w:rPr>
-          <w:t>28</w:t>
+          <w:t>29</w:t>
         </w:r>
         <w:r>
           <w:rPr>
@@ -5456,7 +5561,7 @@
           <w14:ligatures w14:val="standardContextual"/>
         </w:rPr>
       </w:pPr>
-      <w:hyperlink w:anchor="_Toc239935725" w:history="1">
+      <w:hyperlink w:anchor="_Toc241058943" w:history="1">
         <w:r>
           <w:rPr>
             <w:rStyle w:val="Hyperlink"/>
@@ -5483,7 +5588,7 @@
             <w:noProof/>
             <w:webHidden/>
           </w:rPr>
-          <w:instrText xml:space="preserve"> PAGEREF _Toc239935725 \h </w:instrText>
+          <w:instrText xml:space="preserve"> PAGEREF _Toc241058943 \h </w:instrText>
         </w:r>
         <w:r>
           <w:rPr>
@@ -5503,7 +5608,7 @@
             <w:noProof/>
             <w:webHidden/>
           </w:rPr>
-          <w:t>29</w:t>
+          <w:t>30</w:t>
         </w:r>
         <w:r>
           <w:rPr>
@@ -5531,7 +5636,7 @@
           <w14:ligatures w14:val="standardContextual"/>
         </w:rPr>
       </w:pPr>
-      <w:hyperlink w:anchor="_Toc239935726" w:history="1">
+      <w:hyperlink w:anchor="_Toc241058944" w:history="1">
         <w:r>
           <w:rPr>
             <w:rStyle w:val="Hyperlink"/>
@@ -5558,7 +5663,7 @@
             <w:noProof/>
             <w:webHidden/>
           </w:rPr>
-          <w:instrText xml:space="preserve"> PAGEREF _Toc239935726 \h </w:instrText>
+          <w:instrText xml:space="preserve"> PAGEREF _Toc241058944 \h </w:instrText>
         </w:r>
         <w:r>
           <w:rPr>
@@ -5578,7 +5683,7 @@
             <w:noProof/>
             <w:webHidden/>
           </w:rPr>
-          <w:t>29</w:t>
+          <w:t>30</w:t>
         </w:r>
         <w:r>
           <w:rPr>
@@ -5606,7 +5711,7 @@
           <w14:ligatures w14:val="standardContextual"/>
         </w:rPr>
       </w:pPr>
-      <w:hyperlink w:anchor="_Toc239935727" w:history="1">
+      <w:hyperlink w:anchor="_Toc241058945" w:history="1">
         <w:r>
           <w:rPr>
             <w:rStyle w:val="Hyperlink"/>
@@ -5633,7 +5738,7 @@
             <w:noProof/>
             <w:webHidden/>
           </w:rPr>
-          <w:instrText xml:space="preserve"> PAGEREF _Toc239935727 \h </w:instrText>
+          <w:instrText xml:space="preserve"> PAGEREF _Toc241058945 \h </w:instrText>
         </w:r>
         <w:r>
           <w:rPr>
@@ -5653,7 +5758,7 @@
             <w:noProof/>
             <w:webHidden/>
           </w:rPr>
-          <w:t>29</w:t>
+          <w:t>30</w:t>
         </w:r>
         <w:r>
           <w:rPr>
@@ -5681,7 +5786,7 @@
           <w14:ligatures w14:val="standardContextual"/>
         </w:rPr>
       </w:pPr>
-      <w:hyperlink w:anchor="_Toc239935728" w:history="1">
+      <w:hyperlink w:anchor="_Toc241058946" w:history="1">
         <w:r>
           <w:rPr>
             <w:rStyle w:val="Hyperlink"/>
@@ -5708,7 +5813,7 @@
             <w:noProof/>
             <w:webHidden/>
           </w:rPr>
-          <w:instrText xml:space="preserve"> PAGEREF _Toc239935728 \h </w:instrText>
+          <w:instrText xml:space="preserve"> PAGEREF _Toc241058946 \h </w:instrText>
         </w:r>
         <w:r>
           <w:rPr>
@@ -5728,7 +5833,7 @@
             <w:noProof/>
             <w:webHidden/>
           </w:rPr>
-          <w:t>30</w:t>
+          <w:t>31</w:t>
         </w:r>
         <w:r>
           <w:rPr>
@@ -5756,7 +5861,7 @@
           <w14:ligatures w14:val="standardContextual"/>
         </w:rPr>
       </w:pPr>
-      <w:hyperlink w:anchor="_Toc239935729" w:history="1">
+      <w:hyperlink w:anchor="_Toc241058947" w:history="1">
         <w:r>
           <w:rPr>
             <w:rStyle w:val="Hyperlink"/>
@@ -5783,7 +5888,7 @@
             <w:noProof/>
             <w:webHidden/>
           </w:rPr>
-          <w:instrText xml:space="preserve"> PAGEREF _Toc239935729 \h </w:instrText>
+          <w:instrText xml:space="preserve"> PAGEREF _Toc241058947 \h </w:instrText>
         </w:r>
         <w:r>
           <w:rPr>
@@ -5803,7 +5908,7 @@
             <w:noProof/>
             <w:webHidden/>
           </w:rPr>
-          <w:t>30</w:t>
+          <w:t>31</w:t>
         </w:r>
         <w:r>
           <w:rPr>
@@ -5831,7 +5936,7 @@
           <w14:ligatures w14:val="standardContextual"/>
         </w:rPr>
       </w:pPr>
-      <w:hyperlink w:anchor="_Toc239935730" w:history="1">
+      <w:hyperlink w:anchor="_Toc241058948" w:history="1">
         <w:r>
           <w:rPr>
             <w:rStyle w:val="Hyperlink"/>
@@ -5858,7 +5963,7 @@
             <w:noProof/>
             <w:webHidden/>
           </w:rPr>
-          <w:instrText xml:space="preserve"> PAGEREF _Toc239935730 \h </w:instrText>
+          <w:instrText xml:space="preserve"> PAGEREF _Toc241058948 \h </w:instrText>
         </w:r>
         <w:r>
           <w:rPr>
@@ -5878,7 +5983,7 @@
             <w:noProof/>
             <w:webHidden/>
           </w:rPr>
-          <w:t>30</w:t>
+          <w:t>31</w:t>
         </w:r>
         <w:r>
           <w:rPr>
@@ -5906,7 +6011,7 @@
           <w14:ligatures w14:val="standardContextual"/>
         </w:rPr>
       </w:pPr>
-      <w:hyperlink w:anchor="_Toc239935731" w:history="1">
+      <w:hyperlink w:anchor="_Toc241058949" w:history="1">
         <w:r>
           <w:rPr>
             <w:rStyle w:val="Hyperlink"/>
@@ -5933,7 +6038,7 @@
             <w:noProof/>
             <w:webHidden/>
           </w:rPr>
-          <w:instrText xml:space="preserve"> PAGEREF _Toc239935731 \h </w:instrText>
+          <w:instrText xml:space="preserve"> PAGEREF _Toc241058949 \h </w:instrText>
         </w:r>
         <w:r>
           <w:rPr>
@@ -5953,7 +6058,7 @@
             <w:noProof/>
             <w:webHidden/>
           </w:rPr>
-          <w:t>30</w:t>
+          <w:t>31</w:t>
         </w:r>
         <w:r>
           <w:rPr>
@@ -5981,7 +6086,7 @@
           <w14:ligatures w14:val="standardContextual"/>
         </w:rPr>
       </w:pPr>
-      <w:hyperlink w:anchor="_Toc239935732" w:history="1">
+      <w:hyperlink w:anchor="_Toc241058950" w:history="1">
         <w:r>
           <w:rPr>
             <w:rStyle w:val="Hyperlink"/>
@@ -6008,7 +6113,7 @@
             <w:noProof/>
             <w:webHidden/>
           </w:rPr>
-          <w:instrText xml:space="preserve"> PAGEREF _Toc239935732 \h </w:instrText>
+          <w:instrText xml:space="preserve"> PAGEREF _Toc241058950 \h </w:instrText>
         </w:r>
         <w:r>
           <w:rPr>
@@ -6028,7 +6133,7 @@
             <w:noProof/>
             <w:webHidden/>
           </w:rPr>
-          <w:t>30</w:t>
+          <w:t>31</w:t>
         </w:r>
         <w:r>
           <w:rPr>
@@ -6056,7 +6161,7 @@
           <w14:ligatures w14:val="standardContextual"/>
         </w:rPr>
       </w:pPr>
-      <w:hyperlink w:anchor="_Toc239935733" w:history="1">
+      <w:hyperlink w:anchor="_Toc241058951" w:history="1">
         <w:r>
           <w:rPr>
             <w:rStyle w:val="Hyperlink"/>
@@ -6083,7 +6188,7 @@
             <w:noProof/>
             <w:webHidden/>
           </w:rPr>
-          <w:instrText xml:space="preserve"> PAGEREF _Toc239935733 \h </w:instrText>
+          <w:instrText xml:space="preserve"> PAGEREF _Toc241058951 \h </w:instrText>
         </w:r>
         <w:r>
           <w:rPr>
@@ -6103,7 +6208,7 @@
             <w:noProof/>
             <w:webHidden/>
           </w:rPr>
-          <w:t>31</w:t>
+          <w:t>32</w:t>
         </w:r>
         <w:r>
           <w:rPr>
@@ -6131,7 +6236,7 @@
           <w14:ligatures w14:val="standardContextual"/>
         </w:rPr>
       </w:pPr>
-      <w:hyperlink w:anchor="_Toc239935734" w:history="1">
+      <w:hyperlink w:anchor="_Toc241058952" w:history="1">
         <w:r>
           <w:rPr>
             <w:rStyle w:val="Hyperlink"/>
@@ -6158,7 +6263,7 @@
             <w:noProof/>
             <w:webHidden/>
           </w:rPr>
-          <w:instrText xml:space="preserve"> PAGEREF _Toc239935734 \h </w:instrText>
+          <w:instrText xml:space="preserve"> PAGEREF _Toc241058952 \h </w:instrText>
         </w:r>
         <w:r>
           <w:rPr>
@@ -6178,7 +6283,7 @@
             <w:noProof/>
             <w:webHidden/>
           </w:rPr>
-          <w:t>31</w:t>
+          <w:t>32</w:t>
         </w:r>
         <w:r>
           <w:rPr>
@@ -6206,7 +6311,7 @@
           <w14:ligatures w14:val="standardContextual"/>
         </w:rPr>
       </w:pPr>
-      <w:hyperlink w:anchor="_Toc239935735" w:history="1">
+      <w:hyperlink w:anchor="_Toc241058953" w:history="1">
         <w:r>
           <w:rPr>
             <w:rStyle w:val="Hyperlink"/>
@@ -6233,7 +6338,7 @@
             <w:noProof/>
             <w:webHidden/>
           </w:rPr>
-          <w:instrText xml:space="preserve"> PAGEREF _Toc239935735 \h </w:instrText>
+          <w:instrText xml:space="preserve"> PAGEREF _Toc241058953 \h </w:instrText>
         </w:r>
         <w:r>
           <w:rPr>
@@ -6253,7 +6358,7 @@
             <w:noProof/>
             <w:webHidden/>
           </w:rPr>
-          <w:t>32</w:t>
+          <w:t>33</w:t>
         </w:r>
         <w:r>
           <w:rPr>
@@ -6281,7 +6386,7 @@
           <w14:ligatures w14:val="standardContextual"/>
         </w:rPr>
       </w:pPr>
-      <w:hyperlink w:anchor="_Toc239935736" w:history="1">
+      <w:hyperlink w:anchor="_Toc241058954" w:history="1">
         <w:r>
           <w:rPr>
             <w:rStyle w:val="Hyperlink"/>
@@ -6308,7 +6413,7 @@
             <w:noProof/>
             <w:webHidden/>
           </w:rPr>
-          <w:instrText xml:space="preserve"> PAGEREF _Toc239935736 \h </w:instrText>
+          <w:instrText xml:space="preserve"> PAGEREF _Toc241058954 \h </w:instrText>
         </w:r>
         <w:r>
           <w:rPr>
@@ -6328,7 +6433,7 @@
             <w:noProof/>
             <w:webHidden/>
           </w:rPr>
-          <w:t>32</w:t>
+          <w:t>33</w:t>
         </w:r>
         <w:r>
           <w:rPr>
@@ -6356,7 +6461,7 @@
           <w14:ligatures w14:val="standardContextual"/>
         </w:rPr>
       </w:pPr>
-      <w:hyperlink w:anchor="_Toc239935737" w:history="1">
+      <w:hyperlink w:anchor="_Toc241058955" w:history="1">
         <w:r>
           <w:rPr>
             <w:rStyle w:val="Hyperlink"/>
@@ -6383,7 +6488,7 @@
             <w:noProof/>
             <w:webHidden/>
           </w:rPr>
-          <w:instrText xml:space="preserve"> PAGEREF _Toc239935737 \h </w:instrText>
+          <w:instrText xml:space="preserve"> PAGEREF _Toc241058955 \h </w:instrText>
         </w:r>
         <w:r>
           <w:rPr>
@@ -6403,7 +6508,7 @@
             <w:noProof/>
             <w:webHidden/>
           </w:rPr>
-          <w:t>32</w:t>
+          <w:t>33</w:t>
         </w:r>
         <w:r>
           <w:rPr>
@@ -6431,7 +6536,7 @@
           <w14:ligatures w14:val="standardContextual"/>
         </w:rPr>
       </w:pPr>
-      <w:hyperlink w:anchor="_Toc239935738" w:history="1">
+      <w:hyperlink w:anchor="_Toc241058956" w:history="1">
         <w:r>
           <w:rPr>
             <w:rStyle w:val="Hyperlink"/>
@@ -6458,7 +6563,7 @@
             <w:noProof/>
             <w:webHidden/>
           </w:rPr>
-          <w:instrText xml:space="preserve"> PAGEREF _Toc239935738 \h </w:instrText>
+          <w:instrText xml:space="preserve"> PAGEREF _Toc241058956 \h </w:instrText>
         </w:r>
         <w:r>
           <w:rPr>
@@ -6478,7 +6583,7 @@
             <w:noProof/>
             <w:webHidden/>
           </w:rPr>
-          <w:t>33</w:t>
+          <w:t>34</w:t>
         </w:r>
         <w:r>
           <w:rPr>
@@ -6506,7 +6611,7 @@
           <w14:ligatures w14:val="standardContextual"/>
         </w:rPr>
       </w:pPr>
-      <w:hyperlink w:anchor="_Toc239935739" w:history="1">
+      <w:hyperlink w:anchor="_Toc241058957" w:history="1">
         <w:r>
           <w:rPr>
             <w:rStyle w:val="Hyperlink"/>
@@ -6533,7 +6638,7 @@
             <w:noProof/>
             <w:webHidden/>
           </w:rPr>
-          <w:instrText xml:space="preserve"> PAGEREF _Toc239935739 \h </w:instrText>
+          <w:instrText xml:space="preserve"> PAGEREF _Toc241058957 \h </w:instrText>
         </w:r>
         <w:r>
           <w:rPr>
@@ -6553,7 +6658,7 @@
             <w:noProof/>
             <w:webHidden/>
           </w:rPr>
-          <w:t>33</w:t>
+          <w:t>34</w:t>
         </w:r>
         <w:r>
           <w:rPr>
@@ -6581,7 +6686,7 @@
           <w14:ligatures w14:val="standardContextual"/>
         </w:rPr>
       </w:pPr>
-      <w:hyperlink w:anchor="_Toc239935740" w:history="1">
+      <w:hyperlink w:anchor="_Toc241058958" w:history="1">
         <w:r>
           <w:rPr>
             <w:rStyle w:val="Hyperlink"/>
@@ -6608,7 +6713,7 @@
             <w:noProof/>
             <w:webHidden/>
           </w:rPr>
-          <w:instrText xml:space="preserve"> PAGEREF _Toc239935740 \h </w:instrText>
+          <w:instrText xml:space="preserve"> PAGEREF _Toc241058958 \h </w:instrText>
         </w:r>
         <w:r>
           <w:rPr>
@@ -6628,7 +6733,7 @@
             <w:noProof/>
             <w:webHidden/>
           </w:rPr>
-          <w:t>33</w:t>
+          <w:t>34</w:t>
         </w:r>
         <w:r>
           <w:rPr>
@@ -6656,7 +6761,7 @@
           <w14:ligatures w14:val="standardContextual"/>
         </w:rPr>
       </w:pPr>
-      <w:hyperlink w:anchor="_Toc239935741" w:history="1">
+      <w:hyperlink w:anchor="_Toc241058959" w:history="1">
         <w:r>
           <w:rPr>
             <w:rStyle w:val="Hyperlink"/>
@@ -6683,7 +6788,7 @@
             <w:noProof/>
             <w:webHidden/>
           </w:rPr>
-          <w:instrText xml:space="preserve"> PAGEREF _Toc239935741 \h </w:instrText>
+          <w:instrText xml:space="preserve"> PAGEREF _Toc241058959 \h </w:instrText>
         </w:r>
         <w:r>
           <w:rPr>
@@ -6703,7 +6808,7 @@
             <w:noProof/>
             <w:webHidden/>
           </w:rPr>
-          <w:t>33</w:t>
+          <w:t>34</w:t>
         </w:r>
         <w:r>
           <w:rPr>
@@ -6731,7 +6836,7 @@
           <w14:ligatures w14:val="standardContextual"/>
         </w:rPr>
       </w:pPr>
-      <w:hyperlink w:anchor="_Toc239935742" w:history="1">
+      <w:hyperlink w:anchor="_Toc241058960" w:history="1">
         <w:r>
           <w:rPr>
             <w:rStyle w:val="Hyperlink"/>
@@ -6758,7 +6863,7 @@
             <w:noProof/>
             <w:webHidden/>
           </w:rPr>
-          <w:instrText xml:space="preserve"> PAGEREF _Toc239935742 \h </w:instrText>
+          <w:instrText xml:space="preserve"> PAGEREF _Toc241058960 \h </w:instrText>
         </w:r>
         <w:r>
           <w:rPr>
@@ -6778,7 +6883,7 @@
             <w:noProof/>
             <w:webHidden/>
           </w:rPr>
-          <w:t>34</w:t>
+          <w:t>35</w:t>
         </w:r>
         <w:r>
           <w:rPr>
@@ -6806,7 +6911,7 @@
           <w14:ligatures w14:val="standardContextual"/>
         </w:rPr>
       </w:pPr>
-      <w:hyperlink w:anchor="_Toc239935743" w:history="1">
+      <w:hyperlink w:anchor="_Toc241058961" w:history="1">
         <w:r>
           <w:rPr>
             <w:rStyle w:val="Hyperlink"/>
@@ -6833,7 +6938,7 @@
             <w:noProof/>
             <w:webHidden/>
           </w:rPr>
-          <w:instrText xml:space="preserve"> PAGEREF _Toc239935743 \h </w:instrText>
+          <w:instrText xml:space="preserve"> PAGEREF _Toc241058961 \h </w:instrText>
         </w:r>
         <w:r>
           <w:rPr>
@@ -6853,7 +6958,7 @@
             <w:noProof/>
             <w:webHidden/>
           </w:rPr>
-          <w:t>35</w:t>
+          <w:t>36</w:t>
         </w:r>
         <w:r>
           <w:rPr>
@@ -6881,7 +6986,7 @@
           <w14:ligatures w14:val="standardContextual"/>
         </w:rPr>
       </w:pPr>
-      <w:hyperlink w:anchor="_Toc239935744" w:history="1">
+      <w:hyperlink w:anchor="_Toc241058962" w:history="1">
         <w:r>
           <w:rPr>
             <w:rStyle w:val="Hyperlink"/>
@@ -6908,7 +7013,7 @@
             <w:noProof/>
             <w:webHidden/>
           </w:rPr>
-          <w:instrText xml:space="preserve"> PAGEREF _Toc239935744 \h </w:instrText>
+          <w:instrText xml:space="preserve"> PAGEREF _Toc241058962 \h </w:instrText>
         </w:r>
         <w:r>
           <w:rPr>
@@ -6928,7 +7033,7 @@
             <w:noProof/>
             <w:webHidden/>
           </w:rPr>
-          <w:t>35</w:t>
+          <w:t>36</w:t>
         </w:r>
         <w:r>
           <w:rPr>
@@ -6956,7 +7061,7 @@
           <w14:ligatures w14:val="standardContextual"/>
         </w:rPr>
       </w:pPr>
-      <w:hyperlink w:anchor="_Toc239935745" w:history="1">
+      <w:hyperlink w:anchor="_Toc241058963" w:history="1">
         <w:r>
           <w:rPr>
             <w:rStyle w:val="Hyperlink"/>
@@ -6983,7 +7088,7 @@
             <w:noProof/>
             <w:webHidden/>
           </w:rPr>
-          <w:instrText xml:space="preserve"> PAGEREF _Toc239935745 \h </w:instrText>
+          <w:instrText xml:space="preserve"> PAGEREF _Toc241058963 \h </w:instrText>
         </w:r>
         <w:r>
           <w:rPr>
@@ -7003,7 +7108,7 @@
             <w:noProof/>
             <w:webHidden/>
           </w:rPr>
-          <w:t>35</w:t>
+          <w:t>36</w:t>
         </w:r>
         <w:r>
           <w:rPr>
@@ -7031,7 +7136,7 @@
           <w14:ligatures w14:val="standardContextual"/>
         </w:rPr>
       </w:pPr>
-      <w:hyperlink w:anchor="_Toc239935746" w:history="1">
+      <w:hyperlink w:anchor="_Toc241058964" w:history="1">
         <w:r>
           <w:rPr>
             <w:rStyle w:val="Hyperlink"/>
@@ -7058,7 +7163,7 @@
             <w:noProof/>
             <w:webHidden/>
           </w:rPr>
-          <w:instrText xml:space="preserve"> PAGEREF _Toc239935746 \h </w:instrText>
+          <w:instrText xml:space="preserve"> PAGEREF _Toc241058964 \h </w:instrText>
         </w:r>
         <w:r>
           <w:rPr>
@@ -7078,7 +7183,7 @@
             <w:noProof/>
             <w:webHidden/>
           </w:rPr>
-          <w:t>35</w:t>
+          <w:t>36</w:t>
         </w:r>
         <w:r>
           <w:rPr>
@@ -7106,7 +7211,7 @@
           <w14:ligatures w14:val="standardContextual"/>
         </w:rPr>
       </w:pPr>
-      <w:hyperlink w:anchor="_Toc239935747" w:history="1">
+      <w:hyperlink w:anchor="_Toc241058965" w:history="1">
         <w:r>
           <w:rPr>
             <w:rStyle w:val="Hyperlink"/>
@@ -7133,7 +7238,7 @@
             <w:noProof/>
             <w:webHidden/>
           </w:rPr>
-          <w:instrText xml:space="preserve"> PAGEREF _Toc239935747 \h </w:instrText>
+          <w:instrText xml:space="preserve"> PAGEREF _Toc241058965 \h </w:instrText>
         </w:r>
         <w:r>
           <w:rPr>
@@ -7153,7 +7258,7 @@
             <w:noProof/>
             <w:webHidden/>
           </w:rPr>
-          <w:t>35</w:t>
+          <w:t>36</w:t>
         </w:r>
         <w:r>
           <w:rPr>
@@ -7181,7 +7286,7 @@
           <w14:ligatures w14:val="standardContextual"/>
         </w:rPr>
       </w:pPr>
-      <w:hyperlink w:anchor="_Toc239935748" w:history="1">
+      <w:hyperlink w:anchor="_Toc241058966" w:history="1">
         <w:r>
           <w:rPr>
             <w:rStyle w:val="Hyperlink"/>
@@ -7208,7 +7313,7 @@
             <w:noProof/>
             <w:webHidden/>
           </w:rPr>
-          <w:instrText xml:space="preserve"> PAGEREF _Toc239935748 \h </w:instrText>
+          <w:instrText xml:space="preserve"> PAGEREF _Toc241058966 \h </w:instrText>
         </w:r>
         <w:r>
           <w:rPr>
@@ -7228,7 +7333,7 @@
             <w:noProof/>
             <w:webHidden/>
           </w:rPr>
-          <w:t>35</w:t>
+          <w:t>36</w:t>
         </w:r>
         <w:r>
           <w:rPr>
@@ -7256,7 +7361,7 @@
           <w14:ligatures w14:val="standardContextual"/>
         </w:rPr>
       </w:pPr>
-      <w:hyperlink w:anchor="_Toc239935749" w:history="1">
+      <w:hyperlink w:anchor="_Toc241058967" w:history="1">
         <w:r>
           <w:rPr>
             <w:rStyle w:val="Hyperlink"/>
@@ -7283,7 +7388,7 @@
             <w:noProof/>
             <w:webHidden/>
           </w:rPr>
-          <w:instrText xml:space="preserve"> PAGEREF _Toc239935749 \h </w:instrText>
+          <w:instrText xml:space="preserve"> PAGEREF _Toc241058967 \h </w:instrText>
         </w:r>
         <w:r>
           <w:rPr>
@@ -7303,7 +7408,7 @@
             <w:noProof/>
             <w:webHidden/>
           </w:rPr>
-          <w:t>36</w:t>
+          <w:t>37</w:t>
         </w:r>
         <w:r>
           <w:rPr>
@@ -7331,7 +7436,7 @@
           <w14:ligatures w14:val="standardContextual"/>
         </w:rPr>
       </w:pPr>
-      <w:hyperlink w:anchor="_Toc239935750" w:history="1">
+      <w:hyperlink w:anchor="_Toc241058968" w:history="1">
         <w:r>
           <w:rPr>
             <w:rStyle w:val="Hyperlink"/>
@@ -7358,7 +7463,7 @@
             <w:noProof/>
             <w:webHidden/>
           </w:rPr>
-          <w:instrText xml:space="preserve"> PAGEREF _Toc239935750 \h </w:instrText>
+          <w:instrText xml:space="preserve"> PAGEREF _Toc241058968 \h </w:instrText>
         </w:r>
         <w:r>
           <w:rPr>
@@ -7378,7 +7483,7 @@
             <w:noProof/>
             <w:webHidden/>
           </w:rPr>
-          <w:t>36</w:t>
+          <w:t>37</w:t>
         </w:r>
         <w:r>
           <w:rPr>
@@ -7406,7 +7511,7 @@
           <w14:ligatures w14:val="standardContextual"/>
         </w:rPr>
       </w:pPr>
-      <w:hyperlink w:anchor="_Toc239935751" w:history="1">
+      <w:hyperlink w:anchor="_Toc241058969" w:history="1">
         <w:r>
           <w:rPr>
             <w:rStyle w:val="Hyperlink"/>
@@ -7433,7 +7538,7 @@
             <w:noProof/>
             <w:webHidden/>
           </w:rPr>
-          <w:instrText xml:space="preserve"> PAGEREF _Toc239935751 \h </w:instrText>
+          <w:instrText xml:space="preserve"> PAGEREF _Toc241058969 \h </w:instrText>
         </w:r>
         <w:r>
           <w:rPr>
@@ -7453,7 +7558,7 @@
             <w:noProof/>
             <w:webHidden/>
           </w:rPr>
-          <w:t>36</w:t>
+          <w:t>37</w:t>
         </w:r>
         <w:r>
           <w:rPr>
@@ -7481,7 +7586,7 @@
           <w14:ligatures w14:val="standardContextual"/>
         </w:rPr>
       </w:pPr>
-      <w:hyperlink w:anchor="_Toc239935752" w:history="1">
+      <w:hyperlink w:anchor="_Toc241058970" w:history="1">
         <w:r>
           <w:rPr>
             <w:rStyle w:val="Hyperlink"/>
@@ -7508,7 +7613,7 @@
             <w:noProof/>
             <w:webHidden/>
           </w:rPr>
-          <w:instrText xml:space="preserve"> PAGEREF _Toc239935752 \h </w:instrText>
+          <w:instrText xml:space="preserve"> PAGEREF _Toc241058970 \h </w:instrText>
         </w:r>
         <w:r>
           <w:rPr>
@@ -7528,7 +7633,7 @@
             <w:noProof/>
             <w:webHidden/>
           </w:rPr>
-          <w:t>36</w:t>
+          <w:t>37</w:t>
         </w:r>
         <w:r>
           <w:rPr>
@@ -7556,7 +7661,7 @@
           <w14:ligatures w14:val="standardContextual"/>
         </w:rPr>
       </w:pPr>
-      <w:hyperlink w:anchor="_Toc239935753" w:history="1">
+      <w:hyperlink w:anchor="_Toc241058971" w:history="1">
         <w:r>
           <w:rPr>
             <w:rStyle w:val="Hyperlink"/>
@@ -7583,7 +7688,7 @@
             <w:noProof/>
             <w:webHidden/>
           </w:rPr>
-          <w:instrText xml:space="preserve"> PAGEREF _Toc239935753 \h </w:instrText>
+          <w:instrText xml:space="preserve"> PAGEREF _Toc241058971 \h </w:instrText>
         </w:r>
         <w:r>
           <w:rPr>
@@ -7603,7 +7708,7 @@
             <w:noProof/>
             <w:webHidden/>
           </w:rPr>
-          <w:t>36</w:t>
+          <w:t>37</w:t>
         </w:r>
         <w:r>
           <w:rPr>
@@ -7631,7 +7736,7 @@
           <w14:ligatures w14:val="standardContextual"/>
         </w:rPr>
       </w:pPr>
-      <w:hyperlink w:anchor="_Toc239935754" w:history="1">
+      <w:hyperlink w:anchor="_Toc241058972" w:history="1">
         <w:r>
           <w:rPr>
             <w:rStyle w:val="Hyperlink"/>
@@ -7658,7 +7763,7 @@
             <w:noProof/>
             <w:webHidden/>
           </w:rPr>
-          <w:instrText xml:space="preserve"> PAGEREF _Toc239935754 \h </w:instrText>
+          <w:instrText xml:space="preserve"> PAGEREF _Toc241058972 \h </w:instrText>
         </w:r>
         <w:r>
           <w:rPr>
@@ -7678,7 +7783,7 @@
             <w:noProof/>
             <w:webHidden/>
           </w:rPr>
-          <w:t>36</w:t>
+          <w:t>37</w:t>
         </w:r>
         <w:r>
           <w:rPr>
@@ -7706,7 +7811,7 @@
           <w14:ligatures w14:val="standardContextual"/>
         </w:rPr>
       </w:pPr>
-      <w:hyperlink w:anchor="_Toc239935755" w:history="1">
+      <w:hyperlink w:anchor="_Toc241058973" w:history="1">
         <w:r>
           <w:rPr>
             <w:rStyle w:val="Hyperlink"/>
@@ -7733,7 +7838,7 @@
             <w:noProof/>
             <w:webHidden/>
           </w:rPr>
-          <w:instrText xml:space="preserve"> PAGEREF _Toc239935755 \h </w:instrText>
+          <w:instrText xml:space="preserve"> PAGEREF _Toc241058973 \h </w:instrText>
         </w:r>
         <w:r>
           <w:rPr>
@@ -7753,7 +7858,7 @@
             <w:noProof/>
             <w:webHidden/>
           </w:rPr>
-          <w:t>37</w:t>
+          <w:t>38</w:t>
         </w:r>
         <w:r>
           <w:rPr>
@@ -7781,7 +7886,7 @@
           <w14:ligatures w14:val="standardContextual"/>
         </w:rPr>
       </w:pPr>
-      <w:hyperlink w:anchor="_Toc239935756" w:history="1">
+      <w:hyperlink w:anchor="_Toc241058974" w:history="1">
         <w:r>
           <w:rPr>
             <w:rStyle w:val="Hyperlink"/>
@@ -7808,7 +7913,7 @@
             <w:noProof/>
             <w:webHidden/>
           </w:rPr>
-          <w:instrText xml:space="preserve"> PAGEREF _Toc239935756 \h </w:instrText>
+          <w:instrText xml:space="preserve"> PAGEREF _Toc241058974 \h </w:instrText>
         </w:r>
         <w:r>
           <w:rPr>
@@ -7828,7 +7933,7 @@
             <w:noProof/>
             <w:webHidden/>
           </w:rPr>
-          <w:t>37</w:t>
+          <w:t>38</w:t>
         </w:r>
         <w:r>
           <w:rPr>
@@ -7856,7 +7961,7 @@
           <w14:ligatures w14:val="standardContextual"/>
         </w:rPr>
       </w:pPr>
-      <w:hyperlink w:anchor="_Toc239935757" w:history="1">
+      <w:hyperlink w:anchor="_Toc241058975" w:history="1">
         <w:r>
           <w:rPr>
             <w:rStyle w:val="Hyperlink"/>
@@ -7883,7 +7988,7 @@
             <w:noProof/>
             <w:webHidden/>
           </w:rPr>
-          <w:instrText xml:space="preserve"> PAGEREF _Toc239935757 \h </w:instrText>
+          <w:instrText xml:space="preserve"> PAGEREF _Toc241058975 \h </w:instrText>
         </w:r>
         <w:r>
           <w:rPr>
@@ -7903,7 +8008,157 @@
             <w:noProof/>
             <w:webHidden/>
           </w:rPr>
-          <w:t>37</w:t>
+          <w:t>38</w:t>
+        </w:r>
+        <w:r>
+          <w:rPr>
+            <w:noProof/>
+            <w:webHidden/>
+          </w:rPr>
+          <w:fldChar w:fldCharType="end"/>
+        </w:r>
+      </w:hyperlink>
+    </w:p>
+    <w:p>
+      <w:pPr>
+        <w:pStyle w:val="TOC2"/>
+        <w:tabs>
+          <w:tab w:val="right" w:leader="dot" w:pos="9458"/>
+        </w:tabs>
+        <w:rPr>
+          <w:rFonts w:asciiTheme="minorHAnsi" w:hAnsiTheme="minorHAnsi"/>
+          <w:noProof/>
+          <w:color w:val="auto"/>
+          <w:kern w:val="2"/>
+          <w:sz w:val="24"/>
+          <w:szCs w:val="24"/>
+          <w:lang w:val="en-GB" w:eastAsia="en-GB"/>
+          <w14:ligatures w14:val="standardContextual"/>
+        </w:rPr>
+      </w:pPr>
+      <w:hyperlink w:anchor="_Toc241058976" w:history="1">
+        <w:r>
+          <w:rPr>
+            <w:rStyle w:val="Hyperlink"/>
+            <w:noProof/>
+          </w:rPr>
+          <w:t>15.1 Client-Side Field Validation (Real-Time)</w:t>
+        </w:r>
+        <w:r>
+          <w:rPr>
+            <w:noProof/>
+            <w:webHidden/>
+          </w:rPr>
+          <w:tab/>
+        </w:r>
+        <w:r>
+          <w:rPr>
+            <w:noProof/>
+            <w:webHidden/>
+          </w:rPr>
+          <w:fldChar w:fldCharType="begin"/>
+        </w:r>
+        <w:r>
+          <w:rPr>
+            <w:noProof/>
+            <w:webHidden/>
+          </w:rPr>
+          <w:instrText xml:space="preserve"> PAGEREF _Toc241058976 \h </w:instrText>
+        </w:r>
+        <w:r>
+          <w:rPr>
+            <w:noProof/>
+            <w:webHidden/>
+          </w:rPr>
+        </w:r>
+        <w:r>
+          <w:rPr>
+            <w:noProof/>
+            <w:webHidden/>
+          </w:rPr>
+          <w:fldChar w:fldCharType="separate"/>
+        </w:r>
+        <w:r>
+          <w:rPr>
+            <w:noProof/>
+            <w:webHidden/>
+          </w:rPr>
+          <w:t>38</w:t>
+        </w:r>
+        <w:r>
+          <w:rPr>
+            <w:noProof/>
+            <w:webHidden/>
+          </w:rPr>
+          <w:fldChar w:fldCharType="end"/>
+        </w:r>
+      </w:hyperlink>
+    </w:p>
+    <w:p>
+      <w:pPr>
+        <w:pStyle w:val="TOC2"/>
+        <w:tabs>
+          <w:tab w:val="right" w:leader="dot" w:pos="9458"/>
+        </w:tabs>
+        <w:rPr>
+          <w:rFonts w:asciiTheme="minorHAnsi" w:hAnsiTheme="minorHAnsi"/>
+          <w:noProof/>
+          <w:color w:val="auto"/>
+          <w:kern w:val="2"/>
+          <w:sz w:val="24"/>
+          <w:szCs w:val="24"/>
+          <w:lang w:val="en-GB" w:eastAsia="en-GB"/>
+          <w14:ligatures w14:val="standardContextual"/>
+        </w:rPr>
+      </w:pPr>
+      <w:hyperlink w:anchor="_Toc241058977" w:history="1">
+        <w:r>
+          <w:rPr>
+            <w:rStyle w:val="Hyperlink"/>
+            <w:noProof/>
+          </w:rPr>
+          <w:t>15.2 Server-Side Validation Messages</w:t>
+        </w:r>
+        <w:r>
+          <w:rPr>
+            <w:noProof/>
+            <w:webHidden/>
+          </w:rPr>
+          <w:tab/>
+        </w:r>
+        <w:r>
+          <w:rPr>
+            <w:noProof/>
+            <w:webHidden/>
+          </w:rPr>
+          <w:fldChar w:fldCharType="begin"/>
+        </w:r>
+        <w:r>
+          <w:rPr>
+            <w:noProof/>
+            <w:webHidden/>
+          </w:rPr>
+          <w:instrText xml:space="preserve"> PAGEREF _Toc241058977 \h </w:instrText>
+        </w:r>
+        <w:r>
+          <w:rPr>
+            <w:noProof/>
+            <w:webHidden/>
+          </w:rPr>
+        </w:r>
+        <w:r>
+          <w:rPr>
+            <w:noProof/>
+            <w:webHidden/>
+          </w:rPr>
+          <w:fldChar w:fldCharType="separate"/>
+        </w:r>
+        <w:r>
+          <w:rPr>
+            <w:noProof/>
+            <w:webHidden/>
+          </w:rPr>
+          <w:t>39</w:t>
         </w:r>
         <w:r>
           <w:rPr>
@@ -7931,7 +8186,7 @@
           <w14:ligatures w14:val="standardContextual"/>
         </w:rPr>
       </w:pPr>
-      <w:hyperlink w:anchor="_Toc239935758" w:history="1">
+      <w:hyperlink w:anchor="_Toc241058978" w:history="1">
         <w:r>
           <w:rPr>
             <w:rStyle w:val="Hyperlink"/>
@@ -7958,7 +8213,7 @@
             <w:noProof/>
             <w:webHidden/>
           </w:rPr>
-          <w:instrText xml:space="preserve"> PAGEREF _Toc239935758 \h </w:instrText>
+          <w:instrText xml:space="preserve"> PAGEREF _Toc241058978 \h </w:instrText>
         </w:r>
         <w:r>
           <w:rPr>
@@ -7978,7 +8233,7 @@
             <w:noProof/>
             <w:webHidden/>
           </w:rPr>
-          <w:t>39</w:t>
+          <w:t>41</w:t>
         </w:r>
         <w:r>
           <w:rPr>
@@ -8006,7 +8261,7 @@
           <w14:ligatures w14:val="standardContextual"/>
         </w:rPr>
       </w:pPr>
-      <w:hyperlink w:anchor="_Toc239935759" w:history="1">
+      <w:hyperlink w:anchor="_Toc241058979" w:history="1">
         <w:r>
           <w:rPr>
             <w:rStyle w:val="Hyperlink"/>
@@ -8033,7 +8288,7 @@
             <w:noProof/>
             <w:webHidden/>
           </w:rPr>
-          <w:instrText xml:space="preserve"> PAGEREF _Toc239935759 \h </w:instrText>
+          <w:instrText xml:space="preserve"> PAGEREF _Toc241058979 \h </w:instrText>
         </w:r>
         <w:r>
           <w:rPr>
@@ -8053,7 +8308,7 @@
             <w:noProof/>
             <w:webHidden/>
           </w:rPr>
-          <w:t>40</w:t>
+          <w:t>42</w:t>
         </w:r>
         <w:r>
           <w:rPr>
@@ -8081,7 +8336,7 @@
           <w14:ligatures w14:val="standardContextual"/>
         </w:rPr>
       </w:pPr>
-      <w:hyperlink w:anchor="_Toc239935760" w:history="1">
+      <w:hyperlink w:anchor="_Toc241058980" w:history="1">
         <w:r>
           <w:rPr>
             <w:rStyle w:val="Hyperlink"/>
@@ -8108,7 +8363,7 @@
             <w:noProof/>
             <w:webHidden/>
           </w:rPr>
-          <w:instrText xml:space="preserve"> PAGEREF _Toc239935760 \h </w:instrText>
+          <w:instrText xml:space="preserve"> PAGEREF _Toc241058980 \h </w:instrText>
         </w:r>
         <w:r>
           <w:rPr>
@@ -8128,7 +8383,7 @@
             <w:noProof/>
             <w:webHidden/>
           </w:rPr>
-          <w:t>40</w:t>
+          <w:t>42</w:t>
         </w:r>
         <w:r>
           <w:rPr>
@@ -8153,7 +8408,7 @@
       <w:pPr>
         <w:pStyle w:val="Heading1"/>
       </w:pPr>
-      <w:bookmarkStart w:id="5" w:name="_Toc239935663"/>
+      <w:bookmarkStart w:id="5" w:name="_Toc241058881"/>
       <w:r>
         <w:lastRenderedPageBreak/>
         <w:t>1. System Overview and Purpose</w:t>
@@ -8169,7 +8424,7 @@
       <w:pPr>
         <w:pStyle w:val="Heading2"/>
       </w:pPr>
-      <w:bookmarkStart w:id="6" w:name="_Toc239935664"/>
+      <w:bookmarkStart w:id="6" w:name="_Toc241058882"/>
       <w:r>
         <w:t>1.1 What the System Does</w:t>
       </w:r>
@@ -8243,7 +8498,7 @@
       <w:pPr>
         <w:pStyle w:val="Heading2"/>
       </w:pPr>
-      <w:bookmarkStart w:id="7" w:name="_Toc239935665"/>
+      <w:bookmarkStart w:id="7" w:name="_Toc241058883"/>
       <w:r>
         <w:t>1.2 Who Uses It</w:t>
       </w:r>
@@ -8559,7 +8814,7 @@
       <w:pPr>
         <w:pStyle w:val="Heading1"/>
       </w:pPr>
-      <w:bookmarkStart w:id="8" w:name="_Toc239935666"/>
+      <w:bookmarkStart w:id="8" w:name="_Toc241058884"/>
       <w:r>
         <w:lastRenderedPageBreak/>
         <w:t>2. Login and Navigation</w:t>
@@ -8570,7 +8825,7 @@
       <w:pPr>
         <w:pStyle w:val="Heading2"/>
       </w:pPr>
-      <w:bookmarkStart w:id="9" w:name="_Toc239935667"/>
+      <w:bookmarkStart w:id="9" w:name="_Toc241058885"/>
       <w:r>
         <w:t>2.1 Logging In</w:t>
       </w:r>
@@ -8644,7 +8899,7 @@
       <w:pPr>
         <w:pStyle w:val="Heading3"/>
       </w:pPr>
-      <w:bookmarkStart w:id="10" w:name="_Toc239935668"/>
+      <w:bookmarkStart w:id="10" w:name="_Toc241058886"/>
       <w:r>
         <w:t>How to Use</w:t>
       </w:r>
@@ -8706,7 +8961,7 @@
       <w:pPr>
         <w:pStyle w:val="Heading3"/>
       </w:pPr>
-      <w:bookmarkStart w:id="11" w:name="_Toc239935669"/>
+      <w:bookmarkStart w:id="11" w:name="_Toc241058887"/>
       <w:r>
         <w:t>Validation &amp; Errors</w:t>
       </w:r>
@@ -8770,7 +9025,7 @@
       <w:pPr>
         <w:pStyle w:val="Heading2"/>
       </w:pPr>
-      <w:bookmarkStart w:id="12" w:name="_Toc239935670"/>
+      <w:bookmarkStart w:id="12" w:name="_Toc241058888"/>
       <w:r>
         <w:lastRenderedPageBreak/>
         <w:t>2.2 Signing Out</w:t>
@@ -8786,7 +9041,7 @@
       <w:pPr>
         <w:pStyle w:val="Heading2"/>
       </w:pPr>
-      <w:bookmarkStart w:id="13" w:name="_Toc239935671"/>
+      <w:bookmarkStart w:id="13" w:name="_Toc241058889"/>
       <w:r>
         <w:t>2.3 Navigation Layout</w:t>
       </w:r>
@@ -8856,7 +9111,7 @@
       <w:pPr>
         <w:pStyle w:val="Heading3"/>
       </w:pPr>
-      <w:bookmarkStart w:id="14" w:name="_Toc239935672"/>
+      <w:bookmarkStart w:id="14" w:name="_Toc241058890"/>
       <w:r>
         <w:t>Sidebar Groups</w:t>
       </w:r>
@@ -9103,7 +9358,7 @@
       <w:pPr>
         <w:pStyle w:val="Heading3"/>
       </w:pPr>
-      <w:bookmarkStart w:id="15" w:name="_Toc239935673"/>
+      <w:bookmarkStart w:id="15" w:name="_Toc241058891"/>
       <w:r>
         <w:t>Top Bar</w:t>
       </w:r>
@@ -9158,7 +9413,7 @@
       <w:pPr>
         <w:pStyle w:val="Heading1"/>
       </w:pPr>
-      <w:bookmarkStart w:id="16" w:name="_Toc239935674"/>
+      <w:bookmarkStart w:id="16" w:name="_Toc241058892"/>
       <w:r>
         <w:lastRenderedPageBreak/>
         <w:t>3. User Roles &amp; Permissions</w:t>
@@ -9174,7 +9429,7 @@
       <w:pPr>
         <w:pStyle w:val="Heading2"/>
       </w:pPr>
-      <w:bookmarkStart w:id="17" w:name="_Toc239935675"/>
+      <w:bookmarkStart w:id="17" w:name="_Toc241058893"/>
       <w:r>
         <w:t>3.1 Roles</w:t>
       </w:r>
@@ -9471,7 +9726,7 @@
       <w:pPr>
         <w:pStyle w:val="Heading2"/>
       </w:pPr>
-      <w:bookmarkStart w:id="18" w:name="_Toc239935676"/>
+      <w:bookmarkStart w:id="18" w:name="_Toc241058894"/>
       <w:r>
         <w:t>3.2 How to Access</w:t>
       </w:r>
@@ -9479,7 +9734,7 @@
     </w:p>
     <w:p>
       <w:r>
-        <w:t>Sidebar → Administration → Roles &amp; Permissions. Requires the roles_permissions module View permission (Administrators always have it).</w:t>
+        <w:t>Sidebar → Administration → Roles &amp; Permissions. Requires the roles_permissions module View permission (Administrators always have it). Editing (not just viewing) also requires a specific Centre to be selected — each Centre keeps its own separate permission set per role (Section 12).</w:t>
       </w:r>
     </w:p>
     <w:p>
@@ -9541,7 +9796,7 @@
       <w:pPr>
         <w:pStyle w:val="Heading2"/>
       </w:pPr>
-      <w:bookmarkStart w:id="19" w:name="_Toc239935677"/>
+      <w:bookmarkStart w:id="19" w:name="_Toc241058895"/>
       <w:r>
         <w:t>3.3 How to Use</w:t>
       </w:r>
@@ -9617,7 +9872,7 @@
       <w:pPr>
         <w:pStyle w:val="Heading2"/>
       </w:pPr>
-      <w:bookmarkStart w:id="20" w:name="_Toc239935678"/>
+      <w:bookmarkStart w:id="20" w:name="_Toc241058896"/>
       <w:r>
         <w:t>3.4 Modules Governed by Permissions</w:t>
       </w:r>
@@ -10299,7 +10554,7 @@
       <w:pPr>
         <w:pStyle w:val="Heading1"/>
       </w:pPr>
-      <w:bookmarkStart w:id="21" w:name="_Toc239935679"/>
+      <w:bookmarkStart w:id="21" w:name="_Toc241058897"/>
       <w:r>
         <w:lastRenderedPageBreak/>
         <w:t>4. Dashboard</w:t>
@@ -10375,7 +10630,7 @@
       <w:pPr>
         <w:pStyle w:val="Heading2"/>
       </w:pPr>
-      <w:bookmarkStart w:id="22" w:name="_Toc239935680"/>
+      <w:bookmarkStart w:id="22" w:name="_Toc241058898"/>
       <w:r>
         <w:t>4.1 Period Filter</w:t>
       </w:r>
@@ -10390,7 +10645,7 @@
       <w:pPr>
         <w:pStyle w:val="Heading2"/>
       </w:pPr>
-      <w:bookmarkStart w:id="23" w:name="_Toc239935681"/>
+      <w:bookmarkStart w:id="23" w:name="_Toc241058899"/>
       <w:r>
         <w:lastRenderedPageBreak/>
         <w:t>4.2 Stat Cards</w:t>
@@ -10797,7 +11052,7 @@
       <w:pPr>
         <w:pStyle w:val="Heading2"/>
       </w:pPr>
-      <w:bookmarkStart w:id="24" w:name="_Toc239935682"/>
+      <w:bookmarkStart w:id="24" w:name="_Toc241058900"/>
       <w:r>
         <w:t>4.3 Charts and Panels</w:t>
       </w:r>
@@ -10868,7 +11123,7 @@
       <w:pPr>
         <w:pStyle w:val="Heading1"/>
       </w:pPr>
-      <w:bookmarkStart w:id="25" w:name="_Toc239935683"/>
+      <w:bookmarkStart w:id="25" w:name="_Toc241058901"/>
       <w:r>
         <w:lastRenderedPageBreak/>
         <w:t>5. Master Data Modules</w:t>
@@ -11354,7 +11609,7 @@
       <w:pPr>
         <w:pStyle w:val="Heading1"/>
       </w:pPr>
-      <w:bookmarkStart w:id="26" w:name="_Toc239935684"/>
+      <w:bookmarkStart w:id="26" w:name="_Toc241058902"/>
       <w:r>
         <w:lastRenderedPageBreak/>
         <w:t>6. Asset Type → Subtype → Parameters Workflow</w:t>
@@ -11583,7 +11838,7 @@
       <w:pPr>
         <w:pStyle w:val="Heading2"/>
       </w:pPr>
-      <w:bookmarkStart w:id="27" w:name="_Toc239935685"/>
+      <w:bookmarkStart w:id="27" w:name="_Toc241058903"/>
       <w:r>
         <w:t>6.1 Step 1 — Define Parameters on the Asset Type</w:t>
       </w:r>
@@ -11704,7 +11959,7 @@
       <w:pPr>
         <w:pStyle w:val="Heading3"/>
       </w:pPr>
-      <w:bookmarkStart w:id="28" w:name="_Toc239935686"/>
+      <w:bookmarkStart w:id="28" w:name="_Toc241058904"/>
       <w:r>
         <w:lastRenderedPageBreak/>
         <w:t>Required / Optional Fields</w:t>
@@ -12002,7 +12257,7 @@
       <w:pPr>
         <w:pStyle w:val="Heading3"/>
       </w:pPr>
-      <w:bookmarkStart w:id="29" w:name="_Toc239935687"/>
+      <w:bookmarkStart w:id="29" w:name="_Toc241058905"/>
       <w:r>
         <w:t>Validation</w:t>
       </w:r>
@@ -12041,7 +12296,7 @@
       <w:pPr>
         <w:pStyle w:val="Heading2"/>
       </w:pPr>
-      <w:bookmarkStart w:id="30" w:name="_Toc239935688"/>
+      <w:bookmarkStart w:id="30" w:name="_Toc241058906"/>
       <w:r>
         <w:t>6.2 Step 2 — Create a Subtype and Fill In Values</w:t>
       </w:r>
@@ -12189,7 +12444,7 @@
       <w:pPr>
         <w:pStyle w:val="Heading3"/>
       </w:pPr>
-      <w:bookmarkStart w:id="31" w:name="_Toc239935689"/>
+      <w:bookmarkStart w:id="31" w:name="_Toc241058907"/>
       <w:r>
         <w:t>Required / Optional Fields</w:t>
       </w:r>
@@ -12618,7 +12873,7 @@
       <w:pPr>
         <w:pStyle w:val="Heading3"/>
       </w:pPr>
-      <w:bookmarkStart w:id="32" w:name="_Toc239935690"/>
+      <w:bookmarkStart w:id="32" w:name="_Toc241058908"/>
       <w:r>
         <w:t>Validation</w:t>
       </w:r>
@@ -12649,7 +12904,7 @@
       <w:pPr>
         <w:pStyle w:val="Heading2"/>
       </w:pPr>
-      <w:bookmarkStart w:id="33" w:name="_Toc239935691"/>
+      <w:bookmarkStart w:id="33" w:name="_Toc241058909"/>
       <w:r>
         <w:t>6.3 Different Types Carry Different Parameters</w:t>
       </w:r>
@@ -12863,7 +13118,7 @@
       <w:pPr>
         <w:pStyle w:val="Heading2"/>
       </w:pPr>
-      <w:bookmarkStart w:id="34" w:name="_Toc239935692"/>
+      <w:bookmarkStart w:id="34" w:name="_Toc241058910"/>
       <w:r>
         <w:t>6.4 How This Appears on the Asset Form</w:t>
       </w:r>
@@ -12897,7 +13152,7 @@
       <w:pPr>
         <w:pStyle w:val="Heading1"/>
       </w:pPr>
-      <w:bookmarkStart w:id="35" w:name="_Toc239935693"/>
+      <w:bookmarkStart w:id="35" w:name="_Toc241058911"/>
       <w:r>
         <w:lastRenderedPageBreak/>
         <w:t>7. Brand, Department &amp; Sub Department</w:t>
@@ -12908,7 +13163,7 @@
       <w:pPr>
         <w:pStyle w:val="Heading2"/>
       </w:pPr>
-      <w:bookmarkStart w:id="36" w:name="_Toc239935694"/>
+      <w:bookmarkStart w:id="36" w:name="_Toc241058912"/>
       <w:r>
         <w:t>7.1 Department</w:t>
       </w:r>
@@ -12918,7 +13173,7 @@
       <w:pPr>
         <w:pStyle w:val="Heading3"/>
       </w:pPr>
-      <w:bookmarkStart w:id="37" w:name="_Toc239935695"/>
+      <w:bookmarkStart w:id="37" w:name="_Toc241058913"/>
       <w:r>
         <w:t>Purpose</w:t>
       </w:r>
@@ -12933,7 +13188,7 @@
       <w:pPr>
         <w:pStyle w:val="Heading3"/>
       </w:pPr>
-      <w:bookmarkStart w:id="38" w:name="_Toc239935696"/>
+      <w:bookmarkStart w:id="38" w:name="_Toc241058914"/>
       <w:r>
         <w:t>How to Access</w:t>
       </w:r>
@@ -12948,7 +13203,7 @@
       <w:pPr>
         <w:pStyle w:val="Heading3"/>
       </w:pPr>
-      <w:bookmarkStart w:id="39" w:name="_Toc239935697"/>
+      <w:bookmarkStart w:id="39" w:name="_Toc241058915"/>
       <w:r>
         <w:t>How to Use</w:t>
       </w:r>
@@ -13064,7 +13319,7 @@
       <w:pPr>
         <w:pStyle w:val="Heading3"/>
       </w:pPr>
-      <w:bookmarkStart w:id="40" w:name="_Toc239935698"/>
+      <w:bookmarkStart w:id="40" w:name="_Toc241058916"/>
       <w:r>
         <w:t>Required / Optional Fields</w:t>
       </w:r>
@@ -13318,7 +13573,7 @@
       <w:pPr>
         <w:pStyle w:val="Heading3"/>
       </w:pPr>
-      <w:bookmarkStart w:id="41" w:name="_Toc239935699"/>
+      <w:bookmarkStart w:id="41" w:name="_Toc241058917"/>
       <w:r>
         <w:t>Validation Rules</w:t>
       </w:r>
@@ -13344,7 +13599,7 @@
       <w:pPr>
         <w:pStyle w:val="Heading3"/>
       </w:pPr>
-      <w:bookmarkStart w:id="42" w:name="_Toc239935700"/>
+      <w:bookmarkStart w:id="42" w:name="_Toc241058918"/>
       <w:r>
         <w:t>Example</w:t>
       </w:r>
@@ -13360,7 +13615,7 @@
       <w:pPr>
         <w:pStyle w:val="Heading2"/>
       </w:pPr>
-      <w:bookmarkStart w:id="43" w:name="_Toc239935701"/>
+      <w:bookmarkStart w:id="43" w:name="_Toc241058919"/>
       <w:r>
         <w:t>7.2 Sub Department</w:t>
       </w:r>
@@ -13370,7 +13625,7 @@
       <w:pPr>
         <w:pStyle w:val="Heading3"/>
       </w:pPr>
-      <w:bookmarkStart w:id="44" w:name="_Toc239935702"/>
+      <w:bookmarkStart w:id="44" w:name="_Toc241058920"/>
       <w:r>
         <w:t>Purpose</w:t>
       </w:r>
@@ -13385,7 +13640,7 @@
       <w:pPr>
         <w:pStyle w:val="Heading3"/>
       </w:pPr>
-      <w:bookmarkStart w:id="45" w:name="_Toc239935703"/>
+      <w:bookmarkStart w:id="45" w:name="_Toc241058921"/>
       <w:r>
         <w:t>How to Access</w:t>
       </w:r>
@@ -13400,7 +13655,7 @@
       <w:pPr>
         <w:pStyle w:val="Heading3"/>
       </w:pPr>
-      <w:bookmarkStart w:id="46" w:name="_Toc239935704"/>
+      <w:bookmarkStart w:id="46" w:name="_Toc241058922"/>
       <w:r>
         <w:t>How to Use</w:t>
       </w:r>
@@ -13504,7 +13759,7 @@
       <w:pPr>
         <w:pStyle w:val="Heading3"/>
       </w:pPr>
-      <w:bookmarkStart w:id="47" w:name="_Toc239935705"/>
+      <w:bookmarkStart w:id="47" w:name="_Toc241058923"/>
       <w:r>
         <w:t>Required / Optional Fields</w:t>
       </w:r>
@@ -13801,7 +14056,7 @@
       <w:pPr>
         <w:pStyle w:val="Heading3"/>
       </w:pPr>
-      <w:bookmarkStart w:id="48" w:name="_Toc239935706"/>
+      <w:bookmarkStart w:id="48" w:name="_Toc241058924"/>
       <w:r>
         <w:t>Validation Rules</w:t>
       </w:r>
@@ -13827,7 +14082,7 @@
       <w:pPr>
         <w:pStyle w:val="Heading3"/>
       </w:pPr>
-      <w:bookmarkStart w:id="49" w:name="_Toc239935707"/>
+      <w:bookmarkStart w:id="49" w:name="_Toc241058925"/>
       <w:r>
         <w:t>Example</w:t>
       </w:r>
@@ -13843,7 +14098,7 @@
       <w:pPr>
         <w:pStyle w:val="Heading2"/>
       </w:pPr>
-      <w:bookmarkStart w:id="50" w:name="_Toc239935708"/>
+      <w:bookmarkStart w:id="50" w:name="_Toc241058926"/>
       <w:r>
         <w:lastRenderedPageBreak/>
         <w:t>7.3 Brand</w:t>
@@ -13854,7 +14109,7 @@
       <w:pPr>
         <w:pStyle w:val="Heading3"/>
       </w:pPr>
-      <w:bookmarkStart w:id="51" w:name="_Toc239935709"/>
+      <w:bookmarkStart w:id="51" w:name="_Toc241058927"/>
       <w:r>
         <w:t>Purpose</w:t>
       </w:r>
@@ -13869,7 +14124,7 @@
       <w:pPr>
         <w:pStyle w:val="Heading3"/>
       </w:pPr>
-      <w:bookmarkStart w:id="52" w:name="_Toc239935710"/>
+      <w:bookmarkStart w:id="52" w:name="_Toc241058928"/>
       <w:r>
         <w:t>How to Access</w:t>
       </w:r>
@@ -13884,7 +14139,7 @@
       <w:pPr>
         <w:pStyle w:val="Heading3"/>
       </w:pPr>
-      <w:bookmarkStart w:id="53" w:name="_Toc239935711"/>
+      <w:bookmarkStart w:id="53" w:name="_Toc241058929"/>
       <w:r>
         <w:t>How to Use</w:t>
       </w:r>
@@ -14000,7 +14255,7 @@
       <w:pPr>
         <w:pStyle w:val="Heading3"/>
       </w:pPr>
-      <w:bookmarkStart w:id="54" w:name="_Toc239935712"/>
+      <w:bookmarkStart w:id="54" w:name="_Toc241058930"/>
       <w:r>
         <w:t>Required / Optional Fields</w:t>
       </w:r>
@@ -14341,7 +14596,7 @@
       <w:pPr>
         <w:pStyle w:val="Heading3"/>
       </w:pPr>
-      <w:bookmarkStart w:id="55" w:name="_Toc239935713"/>
+      <w:bookmarkStart w:id="55" w:name="_Toc241058931"/>
       <w:r>
         <w:lastRenderedPageBreak/>
         <w:t>Validation Rules</w:t>
@@ -14368,7 +14623,7 @@
       <w:pPr>
         <w:pStyle w:val="Heading3"/>
       </w:pPr>
-      <w:bookmarkStart w:id="56" w:name="_Toc239935714"/>
+      <w:bookmarkStart w:id="56" w:name="_Toc241058932"/>
       <w:r>
         <w:t>Example</w:t>
       </w:r>
@@ -14389,7 +14644,7 @@
       <w:pPr>
         <w:pStyle w:val="Heading1"/>
       </w:pPr>
-      <w:bookmarkStart w:id="57" w:name="_Toc239935715"/>
+      <w:bookmarkStart w:id="57" w:name="_Toc241058933"/>
       <w:r>
         <w:lastRenderedPageBreak/>
         <w:t>8. Asset Creation &amp; Editing</w:t>
@@ -14464,7 +14719,7 @@
       <w:pPr>
         <w:pStyle w:val="Heading2"/>
       </w:pPr>
-      <w:bookmarkStart w:id="58" w:name="_Toc239935716"/>
+      <w:bookmarkStart w:id="58" w:name="_Toc241058934"/>
       <w:r>
         <w:t>8.1 How to Use</w:t>
       </w:r>
@@ -14631,7 +14886,7 @@
       <w:pPr>
         <w:pStyle w:val="Heading2"/>
       </w:pPr>
-      <w:bookmarkStart w:id="59" w:name="_Toc239935717"/>
+      <w:bookmarkStart w:id="59" w:name="_Toc241058935"/>
       <w:r>
         <w:t>8.2 Required / Optional Fields</w:t>
       </w:r>
@@ -15368,7 +15623,7 @@
       <w:pPr>
         <w:pStyle w:val="Heading2"/>
       </w:pPr>
-      <w:bookmarkStart w:id="60" w:name="_Toc239935718"/>
+      <w:bookmarkStart w:id="60" w:name="_Toc241058936"/>
       <w:r>
         <w:t>8.3 Validation Rules</w:t>
       </w:r>
@@ -15423,7 +15678,7 @@
       <w:pPr>
         <w:pStyle w:val="Heading2"/>
       </w:pPr>
-      <w:bookmarkStart w:id="61" w:name="_Toc239935719"/>
+      <w:bookmarkStart w:id="61" w:name="_Toc241058937"/>
       <w:r>
         <w:t>8.4 Asset Details Page</w:t>
       </w:r>
@@ -15443,7 +15698,7 @@
       <w:pPr>
         <w:pStyle w:val="Heading1"/>
       </w:pPr>
-      <w:bookmarkStart w:id="62" w:name="_Toc239935720"/>
+      <w:bookmarkStart w:id="62" w:name="_Toc241058938"/>
       <w:r>
         <w:lastRenderedPageBreak/>
         <w:t>9. Asset Assignment &amp; Status</w:t>
@@ -15454,7 +15709,7 @@
       <w:pPr>
         <w:pStyle w:val="Heading2"/>
       </w:pPr>
-      <w:bookmarkStart w:id="63" w:name="_Toc239935721"/>
+      <w:bookmarkStart w:id="63" w:name="_Toc241058939"/>
       <w:r>
         <w:t>9.1 Assigning an Asset from the Asset Form</w:t>
       </w:r>
@@ -15469,7 +15724,7 @@
       <w:pPr>
         <w:pStyle w:val="Heading2"/>
       </w:pPr>
-      <w:bookmarkStart w:id="64" w:name="_Toc239935722"/>
+      <w:bookmarkStart w:id="64" w:name="_Toc241058940"/>
       <w:r>
         <w:t>9.2 Assigning an Asset from the User Directory</w:t>
       </w:r>
@@ -15486,11 +15741,14 @@
         <w:ind w:left="432" w:hanging="432"/>
       </w:pPr>
       <w:r>
+        <w:rPr>
+          <w:b/>
+        </w:rPr>
         <w:t>1.</w:t>
       </w:r>
       <w:r>
         <w:tab/>
-        <w:t>Select the Asset Type to filter available assets.</w:t>
+        <w:t>Open Assign Asset for the user, and optionally set Filter by Asset Type to narrow the list.</w:t>
       </w:r>
     </w:p>
     <w:p>
@@ -15499,11 +15757,14 @@
         <w:ind w:left="432" w:hanging="432"/>
       </w:pPr>
       <w:r>
+        <w:rPr>
+          <w:b/>
+        </w:rPr>
         <w:t>2.</w:t>
       </w:r>
       <w:r>
         <w:tab/>
-        <w:t>Select an available Asset (only assets of that Type with no current Assigned To are listed).</w:t>
+        <w:t>Under “Available Assets to Add”, check one or more assets (only currently unassigned assets are listed). To remove an asset the user already holds, uncheck it under “Already Assigned to this User”.</w:t>
       </w:r>
     </w:p>
     <w:p>
@@ -15512,16 +15773,19 @@
         <w:ind w:left="432" w:hanging="432"/>
       </w:pPr>
       <w:r>
+        <w:rPr>
+          <w:b/>
+        </w:rPr>
         <w:t>3.</w:t>
       </w:r>
       <w:r>
         <w:tab/>
-        <w:t>Confirm the assignment.</w:t>
-      </w:r>
-    </w:p>
-    <w:p>
-      <w:r>
-        <w:t>On assignment, the asset's Assigned To is set to the user's name, and its Status is automatically changed from In Stock to Active (any other status, e.g. Under Maintenance, is left unchanged). The action is written to that user's Asset Assignment History and to the system Audit Log, and triggers an “asset assigned” notification.</w:t>
+        <w:t>Click Save Assignment Changes.</w:t>
+      </w:r>
+    </w:p>
+    <w:p>
+      <w:r>
+        <w:t>Assignment and unassignment are both handled in a single save, and multiple assets can be added to or removed from a user at once. For each newly checked asset, Assigned To is set to the user's name and its Status changes from In Stock to Active (any other status is left unchanged); for each unchecked asset, Assigned To is cleared and its Status reverts from Active to In Stock. Every assignment and unassignment is written to that user's Asset Assignment History and to the system Audit Log, and triggers a corresponding “asset assigned” or “asset unassigned” notification.</w:t>
       </w:r>
     </w:p>
     <w:p>
@@ -15540,9 +15804,63 @@
     </w:p>
     <w:p>
       <w:pPr>
+        <w:jc w:val="center"/>
+      </w:pPr>
+      <w:r>
+        <w:rPr>
+          <w:noProof/>
+        </w:rPr>
+        <w:drawing>
+          <wp:inline distT="0" distB="0" distL="0" distR="0" wp14:anchorId="161B5A32" wp14:editId="325FF16E">
+            <wp:extent cx="5760720" cy="3600450"/>
+            <wp:effectExtent l="0" t="0" r="0" b="0"/>
+            <wp:docPr id="12" name="Picture 12"/>
+            <wp:cNvGraphicFramePr>
+              <a:graphicFrameLocks xmlns:a="http://schemas.openxmlformats.org/drawingml/2006/main" noChangeAspect="1"/>
+            </wp:cNvGraphicFramePr>
+            <a:graphic xmlns:a="http://schemas.openxmlformats.org/drawingml/2006/main">
+              <a:graphicData uri="http://schemas.openxmlformats.org/drawingml/2006/picture">
+                <pic:pic xmlns:pic="http://schemas.openxmlformats.org/drawingml/2006/picture">
+                  <pic:nvPicPr>
+                    <pic:cNvPr id="0" name="03-assign-asset-modal-selected.png"/>
+                    <pic:cNvPicPr/>
+                  </pic:nvPicPr>
+                  <pic:blipFill>
+                    <a:blip r:embed="rId17"/>
+                    <a:stretch>
+                      <a:fillRect/>
+                    </a:stretch>
+                  </pic:blipFill>
+                  <pic:spPr>
+                    <a:xfrm>
+                      <a:off x="0" y="0"/>
+                      <a:ext cx="5760720" cy="3600450"/>
+                    </a:xfrm>
+                    <a:prstGeom prst="rect">
+                      <a:avLst/>
+                    </a:prstGeom>
+                  </pic:spPr>
+                </pic:pic>
+              </a:graphicData>
+            </a:graphic>
+          </wp:inline>
+        </w:drawing>
+      </w:r>
+    </w:p>
+    <w:p>
+      <w:pPr>
+        <w:pStyle w:val="Caption"/>
+        <w:jc w:val="center"/>
+      </w:pPr>
+      <w:r>
+        <w:t>Figure 9.1 — Assign Asset modal: check multiple available assets to add them, or uncheck an already-assigned asset to remove it, then Save Assignment Changes.</w:t>
+      </w:r>
+    </w:p>
+    <w:p>
+      <w:pPr>
         <w:pStyle w:val="Heading2"/>
       </w:pPr>
-      <w:bookmarkStart w:id="65" w:name="_Toc239935723"/>
+      <w:bookmarkStart w:id="65" w:name="_Toc241058941"/>
       <w:r>
         <w:t>9.3 Assignment History</w:t>
       </w:r>
@@ -15550,14 +15868,72 @@
     </w:p>
     <w:p>
       <w:r>
-        <w:t>Each user's profile has an Asset History tab showing every past and current assignment (assigned date, unassigned date, assigned/unassigned by, remarks), exportable to CSV.</w:t>
+        <w:t xml:space="preserve">Sidebar → User Management → Users → open a user (eye icon) to reach their Asset History page. It shows Total Assignments and Current Assets stat cards, a Current Assigned Assets table (every asset presently held, with type, serial number, assigned date and assigned by), and a full Assignment History table below it covering </w:t>
+      </w:r>
+      <w:r>
+        <w:lastRenderedPageBreak/>
+        <w:t>every past and current assignment (asset, department, assigned/unassigned date, assigned/unassigned by) — searchable and exportable to CSV. A user can hold, and this page will list, any number of currently assigned assets at once.</w:t>
+      </w:r>
+    </w:p>
+    <w:p>
+      <w:pPr>
+        <w:jc w:val="center"/>
+      </w:pPr>
+      <w:r>
+        <w:rPr>
+          <w:noProof/>
+        </w:rPr>
+        <w:drawing>
+          <wp:inline distT="0" distB="0" distL="0" distR="0" wp14:anchorId="25BDC475" wp14:editId="7C267885">
+            <wp:extent cx="5760720" cy="4840605"/>
+            <wp:effectExtent l="0" t="0" r="0" b="0"/>
+            <wp:docPr id="13" name="Picture 13"/>
+            <wp:cNvGraphicFramePr>
+              <a:graphicFrameLocks xmlns:a="http://schemas.openxmlformats.org/drawingml/2006/main" noChangeAspect="1"/>
+            </wp:cNvGraphicFramePr>
+            <a:graphic xmlns:a="http://schemas.openxmlformats.org/drawingml/2006/main">
+              <a:graphicData uri="http://schemas.openxmlformats.org/drawingml/2006/picture">
+                <pic:pic xmlns:pic="http://schemas.openxmlformats.org/drawingml/2006/picture">
+                  <pic:nvPicPr>
+                    <pic:cNvPr id="0" name="04-asset-history.png"/>
+                    <pic:cNvPicPr/>
+                  </pic:nvPicPr>
+                  <pic:blipFill>
+                    <a:blip r:embed="rId18"/>
+                    <a:stretch>
+                      <a:fillRect/>
+                    </a:stretch>
+                  </pic:blipFill>
+                  <pic:spPr>
+                    <a:xfrm>
+                      <a:off x="0" y="0"/>
+                      <a:ext cx="5760720" cy="4840605"/>
+                    </a:xfrm>
+                    <a:prstGeom prst="rect">
+                      <a:avLst/>
+                    </a:prstGeom>
+                  </pic:spPr>
+                </pic:pic>
+              </a:graphicData>
+            </a:graphic>
+          </wp:inline>
+        </w:drawing>
+      </w:r>
+    </w:p>
+    <w:p>
+      <w:pPr>
+        <w:pStyle w:val="Caption"/>
+        <w:jc w:val="center"/>
+      </w:pPr>
+      <w:r>
+        <w:t>Figure 9.2 — Asset History page for a user with multiple currently assigned assets.</w:t>
       </w:r>
     </w:p>
     <w:p>
       <w:pPr>
         <w:pStyle w:val="Heading2"/>
       </w:pPr>
-      <w:bookmarkStart w:id="66" w:name="_Toc239935724"/>
+      <w:bookmarkStart w:id="66" w:name="_Toc241058942"/>
       <w:r>
         <w:t>9.4 Asset Status Values</w:t>
       </w:r>
@@ -15746,7 +16122,7 @@
       <w:pPr>
         <w:pStyle w:val="Heading1"/>
       </w:pPr>
-      <w:bookmarkStart w:id="67" w:name="_Toc239935725"/>
+      <w:bookmarkStart w:id="67" w:name="_Toc241058943"/>
       <w:r>
         <w:lastRenderedPageBreak/>
         <w:t>10. Warranty &amp; AMC</w:t>
@@ -15762,7 +16138,7 @@
       <w:pPr>
         <w:pStyle w:val="Heading2"/>
       </w:pPr>
-      <w:bookmarkStart w:id="68" w:name="_Toc239935726"/>
+      <w:bookmarkStart w:id="68" w:name="_Toc241058944"/>
       <w:r>
         <w:t>How to Use</w:t>
       </w:r>
@@ -15811,7 +16187,7 @@
       <w:pPr>
         <w:pStyle w:val="Heading2"/>
       </w:pPr>
-      <w:bookmarkStart w:id="69" w:name="_Toc239935727"/>
+      <w:bookmarkStart w:id="69" w:name="_Toc241058945"/>
       <w:r>
         <w:t>Where Coverage Is Surfaced</w:t>
       </w:r>
@@ -15864,7 +16240,7 @@
       <w:pPr>
         <w:pStyle w:val="Heading1"/>
       </w:pPr>
-      <w:bookmarkStart w:id="70" w:name="_Toc239935728"/>
+      <w:bookmarkStart w:id="70" w:name="_Toc241058946"/>
       <w:r>
         <w:lastRenderedPageBreak/>
         <w:t>11. Asset Import / Export</w:t>
@@ -15880,7 +16256,7 @@
       <w:pPr>
         <w:pStyle w:val="Heading2"/>
       </w:pPr>
-      <w:bookmarkStart w:id="71" w:name="_Toc239935729"/>
+      <w:bookmarkStart w:id="71" w:name="_Toc241058947"/>
       <w:r>
         <w:t>11.1 Bulk Asset Import &amp; Export</w:t>
       </w:r>
@@ -15900,7 +16276,7 @@
       <w:pPr>
         <w:pStyle w:val="Heading3"/>
       </w:pPr>
-      <w:bookmarkStart w:id="72" w:name="_Toc239935730"/>
+      <w:bookmarkStart w:id="72" w:name="_Toc241058948"/>
       <w:r>
         <w:t>Column Structure (per Type sheet)</w:t>
       </w:r>
@@ -16602,7 +16978,7 @@
       <w:pPr>
         <w:pStyle w:val="Heading3"/>
       </w:pPr>
-      <w:bookmarkStart w:id="73" w:name="_Toc239935731"/>
+      <w:bookmarkStart w:id="73" w:name="_Toc241058949"/>
       <w:r>
         <w:t>Import Behaviour</w:t>
       </w:r>
@@ -16644,7 +17020,7 @@
       <w:pPr>
         <w:pStyle w:val="Heading3"/>
       </w:pPr>
-      <w:bookmarkStart w:id="74" w:name="_Toc239935732"/>
+      <w:bookmarkStart w:id="74" w:name="_Toc241058950"/>
       <w:r>
         <w:t>Example Import Errors</w:t>
       </w:r>
@@ -16679,7 +17055,7 @@
       <w:pPr>
         <w:pStyle w:val="Heading2"/>
       </w:pPr>
-      <w:bookmarkStart w:id="75" w:name="_Toc239935733"/>
+      <w:bookmarkStart w:id="75" w:name="_Toc241058951"/>
       <w:r>
         <w:t>11.2 Bulk Asset Subtype Import &amp; Export</w:t>
       </w:r>
@@ -17009,7 +17385,7 @@
       <w:pPr>
         <w:pStyle w:val="Heading2"/>
       </w:pPr>
-      <w:bookmarkStart w:id="76" w:name="_Toc239935734"/>
+      <w:bookmarkStart w:id="76" w:name="_Toc241058952"/>
       <w:r>
         <w:t>11.3 Reading the “Expected CSV Columns” Panel</w:t>
       </w:r>
@@ -17043,7 +17419,7 @@
       <w:pPr>
         <w:pStyle w:val="Heading1"/>
       </w:pPr>
-      <w:bookmarkStart w:id="77" w:name="_Toc239935735"/>
+      <w:bookmarkStart w:id="77" w:name="_Toc241058953"/>
       <w:r>
         <w:lastRenderedPageBreak/>
         <w:t>12. Centre / Location Workflow</w:t>
@@ -17052,14 +17428,14 @@
     </w:p>
     <w:p>
       <w:r>
-        <w:t>The system currently supports two Centres: Noida and Lucknow. Nearly every record type — Assets, Asset Types, Asset Subtypes, Brands, Departments, Sub Departments, the User directory, Vendors, Notifications, Backups, and Audit Logs — carries a Centre value and is automatically filtered to it.</w:t>
+        <w:t>The system currently supports two Centres: Noida and Lucknow. Nearly every record type — Assets, Asset Types, Asset Subtypes, Brands, Departments, Sub Departments, the User directory, Notifications, Backups, and Audit Logs — carries a Centre value and is automatically filtered to it.</w:t>
       </w:r>
     </w:p>
     <w:p>
       <w:pPr>
         <w:pStyle w:val="Heading2"/>
       </w:pPr>
-      <w:bookmarkStart w:id="78" w:name="_Toc239935736"/>
+      <w:bookmarkStart w:id="78" w:name="_Toc241058954"/>
       <w:r>
         <w:t>12.1 For Access Accounts (Manager/Admin/Auditor/Viewer)</w:t>
       </w:r>
@@ -17085,7 +17461,7 @@
       <w:pPr>
         <w:pStyle w:val="Heading2"/>
       </w:pPr>
-      <w:bookmarkStart w:id="79" w:name="_Toc239935737"/>
+      <w:bookmarkStart w:id="79" w:name="_Toc241058955"/>
       <w:r>
         <w:t>12.2 For Administrators</w:t>
       </w:r>
@@ -17120,7 +17496,7 @@
         <w:pStyle w:val="ListBullet"/>
       </w:pPr>
       <w:r>
-        <w:t>Certain create/update actions (for example, adding a User or Access Account) require the Administrator to have a specific Centre selected — with All selected, the system responds “Please select a specific Centre before performing this action.”</w:t>
+        <w:t>Certain create/update actions (for example, adding a User or Access Account, or editing Roles &amp; Permissions) require the Administrator to have a specific Centre selected — with All selected, the system responds “Please select a specific Centre before performing this action.”</w:t>
       </w:r>
     </w:p>
     <w:p>
@@ -17146,7 +17522,7 @@
       <w:pPr>
         <w:pStyle w:val="Heading1"/>
       </w:pPr>
-      <w:bookmarkStart w:id="80" w:name="_Toc239935738"/>
+      <w:bookmarkStart w:id="80" w:name="_Toc241058956"/>
       <w:r>
         <w:lastRenderedPageBreak/>
         <w:t>13. Search, Filters and Reports</w:t>
@@ -17157,7 +17533,7 @@
       <w:pPr>
         <w:pStyle w:val="Heading2"/>
       </w:pPr>
-      <w:bookmarkStart w:id="81" w:name="_Toc239935739"/>
+      <w:bookmarkStart w:id="81" w:name="_Toc241058957"/>
       <w:r>
         <w:t>13.1 Global Search</w:t>
       </w:r>
@@ -17165,7 +17541,7 @@
     </w:p>
     <w:p>
       <w:r>
-        <w:t>The search box in the top bar searches live as you type (minimum 2 characters), across two groups, each limited to 5 results:</w:t>
+        <w:t>The search box in the top bar searches live as you type (minimum 2 characters), across three groups, each limited to 5 results:</w:t>
       </w:r>
     </w:p>
     <w:tbl>
@@ -17278,6 +17654,37 @@
           </w:p>
         </w:tc>
       </w:tr>
+      <w:tr>
+        <w:trPr>
+          <w:jc w:val="center"/>
+        </w:trPr>
+        <w:tc>
+          <w:tcPr>
+            <w:tcW w:w="2160" w:type="dxa"/>
+          </w:tcPr>
+          <w:p>
+            <w:r>
+              <w:rPr>
+                <w:sz w:val="19"/>
+              </w:rPr>
+              <w:t>Access Accounts</w:t>
+            </w:r>
+          </w:p>
+        </w:tc>
+        <w:tc>
+          <w:tcPr>
+            <w:tcW w:w="6768" w:type="dxa"/>
+          </w:tcPr>
+          <w:p>
+            <w:r>
+              <w:rPr>
+                <w:sz w:val="19"/>
+              </w:rPr>
+              <w:t>Name, Email, Unique ID, Contact number — Manager/Admin/Auditor/Viewer login accounts, each only shown if your role has View on that role’s Access Accounts module.</w:t>
+            </w:r>
+          </w:p>
+        </w:tc>
+      </w:tr>
     </w:tbl>
     <w:p/>
     <w:p>
@@ -17289,7 +17696,7 @@
       <w:pPr>
         <w:pStyle w:val="Heading2"/>
       </w:pPr>
-      <w:bookmarkStart w:id="82" w:name="_Toc239935740"/>
+      <w:bookmarkStart w:id="82" w:name="_Toc241058958"/>
       <w:r>
         <w:t>13.2 Asset List Filters</w:t>
       </w:r>
@@ -17347,7 +17754,7 @@
       <w:pPr>
         <w:pStyle w:val="Heading2"/>
       </w:pPr>
-      <w:bookmarkStart w:id="83" w:name="_Toc239935741"/>
+      <w:bookmarkStart w:id="83" w:name="_Toc241058959"/>
       <w:r>
         <w:t>13.3 Reports</w:t>
       </w:r>
@@ -17383,7 +17790,7 @@
                     <pic:cNvPicPr/>
                   </pic:nvPicPr>
                   <pic:blipFill>
-                    <a:blip r:embed="rId17"/>
+                    <a:blip r:embed="rId19"/>
                     <a:stretch>
                       <a:fillRect/>
                     </a:stretch>
@@ -17456,7 +17863,7 @@
       <w:pPr>
         <w:pStyle w:val="Heading3"/>
       </w:pPr>
-      <w:bookmarkStart w:id="84" w:name="_Toc239935742"/>
+      <w:bookmarkStart w:id="84" w:name="_Toc241058960"/>
       <w:r>
         <w:t>Coverage Filter Options (Warranty and AMC, independently)</w:t>
       </w:r>
@@ -17690,7 +18097,7 @@
       <w:pPr>
         <w:pStyle w:val="Heading1"/>
       </w:pPr>
-      <w:bookmarkStart w:id="85" w:name="_Toc239935743"/>
+      <w:bookmarkStart w:id="85" w:name="_Toc241058961"/>
       <w:r>
         <w:lastRenderedPageBreak/>
         <w:t>14. Notification &amp; SMTP Settings</w:t>
@@ -17707,7 +18114,7 @@
       <w:pPr>
         <w:pStyle w:val="Heading2"/>
       </w:pPr>
-      <w:bookmarkStart w:id="86" w:name="_Toc239935744"/>
+      <w:bookmarkStart w:id="86" w:name="_Toc241058962"/>
       <w:r>
         <w:t>14.1 Notification Settings</w:t>
       </w:r>
@@ -17717,7 +18124,7 @@
       <w:pPr>
         <w:pStyle w:val="Heading3"/>
       </w:pPr>
-      <w:bookmarkStart w:id="87" w:name="_Toc239935745"/>
+      <w:bookmarkStart w:id="87" w:name="_Toc241058963"/>
       <w:r>
         <w:t>Purpose</w:t>
       </w:r>
@@ -17732,7 +18139,7 @@
       <w:pPr>
         <w:pStyle w:val="Heading3"/>
       </w:pPr>
-      <w:bookmarkStart w:id="88" w:name="_Toc239935746"/>
+      <w:bookmarkStart w:id="88" w:name="_Toc241058964"/>
       <w:r>
         <w:t>How to Access</w:t>
       </w:r>
@@ -17747,7 +18154,7 @@
       <w:pPr>
         <w:pStyle w:val="Heading3"/>
       </w:pPr>
-      <w:bookmarkStart w:id="89" w:name="_Toc239935747"/>
+      <w:bookmarkStart w:id="89" w:name="_Toc241058965"/>
       <w:r>
         <w:t>How to Use</w:t>
       </w:r>
@@ -17768,8 +18175,6 @@
       </w:r>
       <w:r>
         <w:tab/>
-      </w:r>
-      <w:r>
         <w:t>For the two expiry alerts (AMC, Warranty), the fixed lead time — 30 days before expiry — is shown next to the alert name and is not editable from this screen.</w:t>
       </w:r>
     </w:p>
@@ -17796,7 +18201,7 @@
       <w:pPr>
         <w:pStyle w:val="Heading3"/>
       </w:pPr>
-      <w:bookmarkStart w:id="90" w:name="_Toc239935748"/>
+      <w:bookmarkStart w:id="90" w:name="_Toc241058966"/>
       <w:r>
         <w:t>Available Alert Events</w:t>
       </w:r>
@@ -17810,10 +18215,10 @@
         <w:tblLook w:val="04A0" w:firstRow="1" w:lastRow="0" w:firstColumn="1" w:lastColumn="0" w:noHBand="0" w:noVBand="1"/>
       </w:tblPr>
       <w:tblGrid>
-        <w:gridCol w:w="2207"/>
+        <w:gridCol w:w="2229"/>
         <w:gridCol w:w="3157"/>
-        <w:gridCol w:w="2160"/>
-        <w:gridCol w:w="2160"/>
+        <w:gridCol w:w="2149"/>
+        <w:gridCol w:w="2149"/>
       </w:tblGrid>
       <w:tr>
         <w:trPr>
@@ -18230,7 +18635,11 @@
           </w:tcPr>
           <w:p>
             <w:r>
-              <w:t>Vendor / OEM alert</w:t>
+              <w:t xml:space="preserve">Asset unassignment </w:t>
+            </w:r>
+            <w:r>
+              <w:lastRenderedPageBreak/>
+              <w:t>alert</w:t>
             </w:r>
           </w:p>
         </w:tc>
@@ -18240,11 +18649,12 @@
           </w:tcPr>
           <w:p>
             <w:r>
-              <w:t xml:space="preserve">A Vendor record is added or </w:t>
-            </w:r>
-            <w:r>
               <w:lastRenderedPageBreak/>
-              <w:t>changed.</w:t>
+              <w:t xml:space="preserve">An Asset is unassigned from a </w:t>
+            </w:r>
+            <w:r>
+              <w:lastRenderedPageBreak/>
+              <w:t>user.</w:t>
             </w:r>
           </w:p>
         </w:tc>
@@ -18411,7 +18821,7 @@
       <w:pPr>
         <w:pStyle w:val="Heading3"/>
       </w:pPr>
-      <w:bookmarkStart w:id="91" w:name="_Toc239935749"/>
+      <w:bookmarkStart w:id="91" w:name="_Toc241058967"/>
       <w:r>
         <w:t>Validation Rules</w:t>
       </w:r>
@@ -18446,7 +18856,7 @@
       <w:pPr>
         <w:pStyle w:val="Heading2"/>
       </w:pPr>
-      <w:bookmarkStart w:id="92" w:name="_Toc239935750"/>
+      <w:bookmarkStart w:id="92" w:name="_Toc241058968"/>
       <w:r>
         <w:t>14.2 SMTP Settings</w:t>
       </w:r>
@@ -18456,7 +18866,7 @@
       <w:pPr>
         <w:pStyle w:val="Heading3"/>
       </w:pPr>
-      <w:bookmarkStart w:id="93" w:name="_Toc239935751"/>
+      <w:bookmarkStart w:id="93" w:name="_Toc241058969"/>
       <w:r>
         <w:t>Purpose</w:t>
       </w:r>
@@ -18471,7 +18881,7 @@
       <w:pPr>
         <w:pStyle w:val="Heading3"/>
       </w:pPr>
-      <w:bookmarkStart w:id="94" w:name="_Toc239935752"/>
+      <w:bookmarkStart w:id="94" w:name="_Toc241058970"/>
       <w:r>
         <w:t>How to Access</w:t>
       </w:r>
@@ -18486,7 +18896,7 @@
       <w:pPr>
         <w:pStyle w:val="Heading3"/>
       </w:pPr>
-      <w:bookmarkStart w:id="95" w:name="_Toc239935753"/>
+      <w:bookmarkStart w:id="95" w:name="_Toc241058971"/>
       <w:r>
         <w:t>How to Use</w:t>
       </w:r>
@@ -18498,8 +18908,6 @@
       </w:r>
       <w:r>
         <w:tab/>
-      </w:r>
-      <w:r>
         <w:t>Turn on Enable email delivery to activate these settings for notification emails.</w:t>
       </w:r>
     </w:p>
@@ -18563,8 +18971,6 @@
       </w:r>
       <w:r>
         <w:tab/>
-      </w:r>
-      <w:r>
         <w:t>Click Send Test Email to confirm delivery before relying on the configuration.</w:t>
       </w:r>
     </w:p>
@@ -18573,7 +18979,7 @@
       <w:pPr>
         <w:pStyle w:val="Heading3"/>
       </w:pPr>
-      <w:bookmarkStart w:id="96" w:name="_Toc239935754"/>
+      <w:bookmarkStart w:id="96" w:name="_Toc241058972"/>
       <w:r>
         <w:t>Required / Optional Fields</w:t>
       </w:r>
@@ -18948,7 +19354,7 @@
       <w:pPr>
         <w:pStyle w:val="Heading3"/>
       </w:pPr>
-      <w:bookmarkStart w:id="97" w:name="_Toc239935755"/>
+      <w:bookmarkStart w:id="97" w:name="_Toc241058973"/>
       <w:r>
         <w:t>Validation Rules</w:t>
       </w:r>
@@ -18974,7 +19380,7 @@
       <w:pPr>
         <w:pStyle w:val="Heading3"/>
       </w:pPr>
-      <w:bookmarkStart w:id="98" w:name="_Toc239935756"/>
+      <w:bookmarkStart w:id="98" w:name="_Toc241058974"/>
       <w:r>
         <w:t>Example</w:t>
       </w:r>
@@ -18998,7 +19404,7 @@
       <w:pPr>
         <w:pStyle w:val="Heading1"/>
       </w:pPr>
-      <w:bookmarkStart w:id="99" w:name="_Toc239935757"/>
+      <w:bookmarkStart w:id="99" w:name="_Toc241058975"/>
       <w:r>
         <w:t>15. Validations and Common Errors</w:t>
       </w:r>
@@ -19007,6 +19413,216 @@
     <w:p>
       <w:r>
         <w:t>A consolidated reference of validation messages you may encounter and what causes them.</w:t>
+      </w:r>
+    </w:p>
+    <w:p>
+      <w:pPr>
+        <w:pStyle w:val="Heading2"/>
+      </w:pPr>
+      <w:bookmarkStart w:id="100" w:name="_Toc241058976"/>
+      <w:r>
+        <w:t>15.1 Client-Side Field Validation (Real-Time)</w:t>
+      </w:r>
+      <w:bookmarkEnd w:id="100"/>
+    </w:p>
+    <w:p>
+      <w:r>
+        <w:t>A shared script (validation.js) runs live on every Add/Edit form across Assets, Users, Backups and Settings, and a separate Name Picker component is used for name fields on Department, Sub Department, Brand and similar master-data forms. Both validate as you type, before the form is even submitted.</w:t>
+      </w:r>
+    </w:p>
+    <w:p>
+      <w:pPr>
+        <w:pStyle w:val="ListBullet"/>
+      </w:pPr>
+      <w:r>
+        <w:rPr>
+          <w:b/>
+        </w:rPr>
+        <w:t xml:space="preserve">Name fields (name="name"): </w:t>
+      </w:r>
+      <w:r>
+        <w:t>up to 50 characters; an inline error appears the moment the limit is exceeded.</w:t>
+      </w:r>
+    </w:p>
+    <w:p>
+      <w:pPr>
+        <w:pStyle w:val="ListBullet"/>
+      </w:pPr>
+      <w:r>
+        <w:rPr>
+          <w:b/>
+        </w:rPr>
+        <w:t xml:space="preserve">Name Picker fields </w:t>
+      </w:r>
+      <w:r>
+        <w:t>(e.g. Department Head, Sub Department Manager): letters and spaces only, 3–50 characters — enforced live as you type via a type-ahead combo box.</w:t>
+      </w:r>
+    </w:p>
+    <w:p>
+      <w:pPr>
+        <w:pStyle w:val="ListBullet"/>
+      </w:pPr>
+      <w:r>
+        <w:rPr>
+          <w:b/>
+        </w:rPr>
+        <w:t xml:space="preserve">Email fields </w:t>
+      </w:r>
+      <w:r>
+        <w:t>(type="email"): must match a standard name@domain.tld pattern.</w:t>
+      </w:r>
+    </w:p>
+    <w:p>
+      <w:pPr>
+        <w:pStyle w:val="ListBullet"/>
+      </w:pPr>
+      <w:r>
+        <w:rPr>
+          <w:b/>
+        </w:rPr>
+        <w:t xml:space="preserve">Phone / Contact fields </w:t>
+      </w:r>
+      <w:r>
+        <w:t>(name="contact" or "phone"): non-digit characters are stripped automatically as you type, and the field must end up exactly 10 digits.</w:t>
+      </w:r>
+    </w:p>
+    <w:p>
+      <w:pPr>
+        <w:pStyle w:val="ListBullet"/>
+      </w:pPr>
+      <w:r>
+        <w:rPr>
+          <w:b/>
+        </w:rPr>
+        <w:t xml:space="preserve">Any field marked required: </w:t>
+      </w:r>
+      <w:r>
+        <w:t>the browser blocks submission and shows an inline “Please fill out this field” prompt on the first empty required field.</w:t>
+      </w:r>
+    </w:p>
+    <w:p>
+      <w:pPr>
+        <w:jc w:val="center"/>
+      </w:pPr>
+      <w:r>
+        <w:rPr>
+          <w:noProof/>
+        </w:rPr>
+        <w:lastRenderedPageBreak/>
+        <w:drawing>
+          <wp:inline distT="0" distB="0" distL="0" distR="0" wp14:anchorId="6AEA731C" wp14:editId="3F4EEF7C">
+            <wp:extent cx="5760720" cy="4636580"/>
+            <wp:effectExtent l="0" t="0" r="0" b="0"/>
+            <wp:docPr id="14" name="Picture 14"/>
+            <wp:cNvGraphicFramePr>
+              <a:graphicFrameLocks xmlns:a="http://schemas.openxmlformats.org/drawingml/2006/main" noChangeAspect="1"/>
+            </wp:cNvGraphicFramePr>
+            <a:graphic xmlns:a="http://schemas.openxmlformats.org/drawingml/2006/main">
+              <a:graphicData uri="http://schemas.openxmlformats.org/drawingml/2006/picture">
+                <pic:pic xmlns:pic="http://schemas.openxmlformats.org/drawingml/2006/picture">
+                  <pic:nvPicPr>
+                    <pic:cNvPr id="0" name="05-asset-form-validation.png"/>
+                    <pic:cNvPicPr/>
+                  </pic:nvPicPr>
+                  <pic:blipFill>
+                    <a:blip r:embed="rId20"/>
+                    <a:stretch>
+                      <a:fillRect/>
+                    </a:stretch>
+                  </pic:blipFill>
+                  <pic:spPr>
+                    <a:xfrm>
+                      <a:off x="0" y="0"/>
+                      <a:ext cx="5760720" cy="4636580"/>
+                    </a:xfrm>
+                    <a:prstGeom prst="rect">
+                      <a:avLst/>
+                    </a:prstGeom>
+                  </pic:spPr>
+                </pic:pic>
+              </a:graphicData>
+            </a:graphic>
+          </wp:inline>
+        </w:drawing>
+      </w:r>
+    </w:p>
+    <w:p>
+      <w:pPr>
+        <w:pStyle w:val="Caption"/>
+        <w:jc w:val="center"/>
+      </w:pPr>
+      <w:r>
+        <w:t>Figure 15.1 — Required-field validation on the Add Asset form.</w:t>
+      </w:r>
+    </w:p>
+    <w:p>
+      <w:pPr>
+        <w:pStyle w:val="Heading2"/>
+      </w:pPr>
+      <w:bookmarkStart w:id="101" w:name="_Toc241058977"/>
+      <w:r>
+        <w:t>15.2 Server-Side Validation Messages</w:t>
+      </w:r>
+      <w:bookmarkEnd w:id="101"/>
+    </w:p>
+    <w:p>
+      <w:r>
+        <w:t>If a rule above is bypassed (e.g. the request is submitted directly) or the issue can only be detected on the server, one of the following messages is returned instead:</w:t>
+      </w:r>
+    </w:p>
+    <w:p>
+      <w:pPr>
+        <w:jc w:val="center"/>
+      </w:pPr>
+      <w:r>
+        <w:rPr>
+          <w:noProof/>
+        </w:rPr>
+        <w:drawing>
+          <wp:inline distT="0" distB="0" distL="0" distR="0" wp14:anchorId="52463AB1" wp14:editId="6B467F8D">
+            <wp:extent cx="5760720" cy="3600450"/>
+            <wp:effectExtent l="0" t="0" r="0" b="0"/>
+            <wp:docPr id="15" name="Picture 15"/>
+            <wp:cNvGraphicFramePr>
+              <a:graphicFrameLocks xmlns:a="http://schemas.openxmlformats.org/drawingml/2006/main" noChangeAspect="1"/>
+            </wp:cNvGraphicFramePr>
+            <a:graphic xmlns:a="http://schemas.openxmlformats.org/drawingml/2006/main">
+              <a:graphicData uri="http://schemas.openxmlformats.org/drawingml/2006/picture">
+                <pic:pic xmlns:pic="http://schemas.openxmlformats.org/drawingml/2006/picture">
+                  <pic:nvPicPr>
+                    <pic:cNvPr id="0" name="06-login-validation.png"/>
+                    <pic:cNvPicPr/>
+                  </pic:nvPicPr>
+                  <pic:blipFill>
+                    <a:blip r:embed="rId21"/>
+                    <a:stretch>
+                      <a:fillRect/>
+                    </a:stretch>
+                  </pic:blipFill>
+                  <pic:spPr>
+                    <a:xfrm>
+                      <a:off x="0" y="0"/>
+                      <a:ext cx="5760720" cy="3600450"/>
+                    </a:xfrm>
+                    <a:prstGeom prst="rect">
+                      <a:avLst/>
+                    </a:prstGeom>
+                  </pic:spPr>
+                </pic:pic>
+              </a:graphicData>
+            </a:graphic>
+          </wp:inline>
+        </w:drawing>
+      </w:r>
+    </w:p>
+    <w:p>
+      <w:pPr>
+        <w:pStyle w:val="Caption"/>
+        <w:jc w:val="center"/>
+      </w:pPr>
+      <w:r>
+        <w:lastRenderedPageBreak/>
+        <w:t>Figure 15.2 — Server-side validation error shown on the Login screen.</w:t>
       </w:r>
     </w:p>
     <w:tbl>
@@ -19439,7 +20055,6 @@
               <w:rPr>
                 <w:sz w:val="19"/>
               </w:rPr>
-              <w:lastRenderedPageBreak/>
               <w:t>Brand “…” does not exist.</w:t>
             </w:r>
           </w:p>
@@ -19702,12 +20317,12 @@
       <w:pPr>
         <w:pStyle w:val="Heading1"/>
       </w:pPr>
-      <w:bookmarkStart w:id="100" w:name="_Toc239935758"/>
+      <w:bookmarkStart w:id="102" w:name="_Toc241058978"/>
       <w:r>
         <w:lastRenderedPageBreak/>
         <w:t>16. Complete Recommended Workflow</w:t>
       </w:r>
-      <w:bookmarkEnd w:id="100"/>
+      <w:bookmarkEnd w:id="102"/>
     </w:p>
     <w:p>
       <w:r>
@@ -19879,12 +20494,12 @@
       <w:pPr>
         <w:pStyle w:val="Heading1"/>
       </w:pPr>
-      <w:bookmarkStart w:id="101" w:name="_Toc239935759"/>
+      <w:bookmarkStart w:id="103" w:name="_Toc241058979"/>
       <w:r>
         <w:lastRenderedPageBreak/>
         <w:t>17. FAQ and User Best Practices</w:t>
       </w:r>
-      <w:bookmarkEnd w:id="101"/>
+      <w:bookmarkEnd w:id="103"/>
     </w:p>
     <w:p>
       <w:r>
@@ -20007,11 +20622,11 @@
       <w:pPr>
         <w:pStyle w:val="Heading2"/>
       </w:pPr>
-      <w:bookmarkStart w:id="102" w:name="_Toc239935760"/>
+      <w:bookmarkStart w:id="104" w:name="_Toc241058980"/>
       <w:r>
         <w:t>Best Practices</w:t>
       </w:r>
-      <w:bookmarkEnd w:id="102"/>
+      <w:bookmarkEnd w:id="104"/>
     </w:p>
     <w:p>
       <w:pPr>
@@ -20063,12 +20678,12 @@
       </w:r>
     </w:p>
     <w:sectPr>
-      <w:headerReference w:type="even" r:id="rId18"/>
-      <w:headerReference w:type="default" r:id="rId19"/>
-      <w:footerReference w:type="even" r:id="rId20"/>
-      <w:footerReference w:type="default" r:id="rId21"/>
-      <w:headerReference w:type="first" r:id="rId22"/>
-      <w:footerReference w:type="first" r:id="rId23"/>
+      <w:headerReference w:type="even" r:id="rId22"/>
+      <w:headerReference w:type="default" r:id="rId23"/>
+      <w:footerReference w:type="even" r:id="rId24"/>
+      <w:footerReference w:type="default" r:id="rId25"/>
+      <w:headerReference w:type="first" r:id="rId26"/>
+      <w:footerReference w:type="first" r:id="rId27"/>
       <w:pgSz w:w="11906" w:h="16838"/>
       <w:pgMar w:top="1020" w:right="1134" w:bottom="1020" w:left="1304" w:header="567" w:footer="567" w:gutter="0"/>
       <w:cols w:space="720"/>
